--- a/Dokumentáció(Második félév) (1).docx
+++ b/Dokumentáció(Második félév) (1).docx
@@ -254,6 +254,38 @@
         </w:rPr>
         <w:lastRenderedPageBreak/>
         <w:t>Mérföldkövek:</w:t>
+      </w:r>
+    </w:p>
+    <w:p>
+      <w:pPr>
+        <w:rPr>
+          <w:rFonts w:ascii="Times New Roman" w:eastAsia="Times New Roman" w:hAnsi="Times New Roman" w:cs="Times New Roman"/>
+          <w:b/>
+          <w:bCs/>
+          <w:sz w:val="36"/>
+          <w:szCs w:val="36"/>
+        </w:rPr>
+      </w:pPr>
+    </w:p>
+    <w:p>
+      <w:pPr>
+        <w:rPr>
+          <w:rFonts w:ascii="Times New Roman" w:eastAsia="Times New Roman" w:hAnsi="Times New Roman" w:cs="Times New Roman"/>
+          <w:b/>
+          <w:bCs/>
+          <w:sz w:val="36"/>
+          <w:szCs w:val="36"/>
+        </w:rPr>
+      </w:pPr>
+      <w:r>
+        <w:rPr>
+          <w:rFonts w:ascii="Times New Roman" w:eastAsia="Times New Roman" w:hAnsi="Times New Roman" w:cs="Times New Roman"/>
+          <w:b/>
+          <w:bCs/>
+          <w:sz w:val="36"/>
+          <w:szCs w:val="36"/>
+        </w:rPr>
+        <w:t>02.09</w:t>
       </w:r>
     </w:p>
     <w:tbl>
@@ -478,6 +510,38 @@
         </w:rPr>
       </w:pPr>
     </w:p>
+    <w:p>
+      <w:pPr>
+        <w:rPr>
+          <w:rFonts w:ascii="Times New Roman" w:eastAsia="Times New Roman" w:hAnsi="Times New Roman" w:cs="Times New Roman"/>
+          <w:b/>
+          <w:bCs/>
+          <w:sz w:val="36"/>
+          <w:szCs w:val="36"/>
+        </w:rPr>
+      </w:pPr>
+    </w:p>
+    <w:p>
+      <w:pPr>
+        <w:rPr>
+          <w:rFonts w:ascii="Times New Roman" w:eastAsia="Times New Roman" w:hAnsi="Times New Roman" w:cs="Times New Roman"/>
+          <w:b/>
+          <w:bCs/>
+          <w:sz w:val="36"/>
+          <w:szCs w:val="36"/>
+        </w:rPr>
+      </w:pPr>
+      <w:r>
+        <w:rPr>
+          <w:rFonts w:ascii="Times New Roman" w:eastAsia="Times New Roman" w:hAnsi="Times New Roman" w:cs="Times New Roman"/>
+          <w:b/>
+          <w:bCs/>
+          <w:sz w:val="36"/>
+          <w:szCs w:val="36"/>
+        </w:rPr>
+        <w:t>02.16</w:t>
+      </w:r>
+    </w:p>
     <w:tbl>
       <w:tblPr>
         <w:tblStyle w:val="a0"/>
@@ -691,6 +755,27 @@
           <w:szCs w:val="36"/>
         </w:rPr>
       </w:pPr>
+    </w:p>
+    <w:p>
+      <w:pPr>
+        <w:rPr>
+          <w:rFonts w:ascii="Times New Roman" w:eastAsia="Times New Roman" w:hAnsi="Times New Roman" w:cs="Times New Roman"/>
+          <w:b/>
+          <w:bCs/>
+          <w:sz w:val="36"/>
+          <w:szCs w:val="36"/>
+        </w:rPr>
+      </w:pPr>
+      <w:r>
+        <w:rPr>
+          <w:rFonts w:ascii="Times New Roman" w:eastAsia="Times New Roman" w:hAnsi="Times New Roman" w:cs="Times New Roman"/>
+          <w:b/>
+          <w:bCs/>
+          <w:sz w:val="36"/>
+          <w:szCs w:val="36"/>
+        </w:rPr>
+        <w:t>02. 23</w:t>
+      </w:r>
     </w:p>
     <w:tbl>
       <w:tblPr>
@@ -879,6 +964,38 @@
         </w:rPr>
       </w:pPr>
     </w:p>
+    <w:p>
+      <w:pPr>
+        <w:rPr>
+          <w:rFonts w:ascii="Times New Roman" w:eastAsia="Times New Roman" w:hAnsi="Times New Roman" w:cs="Times New Roman"/>
+          <w:b/>
+          <w:bCs/>
+          <w:sz w:val="36"/>
+          <w:szCs w:val="36"/>
+        </w:rPr>
+      </w:pPr>
+    </w:p>
+    <w:p>
+      <w:pPr>
+        <w:rPr>
+          <w:rFonts w:ascii="Times New Roman" w:eastAsia="Times New Roman" w:hAnsi="Times New Roman" w:cs="Times New Roman"/>
+          <w:b/>
+          <w:bCs/>
+          <w:sz w:val="36"/>
+          <w:szCs w:val="36"/>
+        </w:rPr>
+      </w:pPr>
+      <w:r>
+        <w:rPr>
+          <w:rFonts w:ascii="Times New Roman" w:eastAsia="Times New Roman" w:hAnsi="Times New Roman" w:cs="Times New Roman"/>
+          <w:b/>
+          <w:bCs/>
+          <w:sz w:val="36"/>
+          <w:szCs w:val="36"/>
+        </w:rPr>
+        <w:t>03.02</w:t>
+      </w:r>
+    </w:p>
     <w:tbl>
       <w:tblPr>
         <w:tblW w:w="9062" w:type="dxa"/>
@@ -1063,6 +1180,61 @@
         </w:rPr>
       </w:pPr>
     </w:p>
+    <w:p>
+      <w:pPr>
+        <w:rPr>
+          <w:rFonts w:ascii="Times New Roman" w:eastAsia="Times New Roman" w:hAnsi="Times New Roman" w:cs="Times New Roman"/>
+          <w:b/>
+          <w:bCs/>
+          <w:sz w:val="36"/>
+          <w:szCs w:val="36"/>
+        </w:rPr>
+      </w:pPr>
+    </w:p>
+    <w:p>
+      <w:pPr>
+        <w:rPr>
+          <w:rFonts w:ascii="Times New Roman" w:eastAsia="Times New Roman" w:hAnsi="Times New Roman" w:cs="Times New Roman"/>
+          <w:b/>
+          <w:bCs/>
+          <w:sz w:val="36"/>
+          <w:szCs w:val="36"/>
+        </w:rPr>
+      </w:pPr>
+    </w:p>
+    <w:p>
+      <w:pPr>
+        <w:rPr>
+          <w:rFonts w:ascii="Times New Roman" w:eastAsia="Times New Roman" w:hAnsi="Times New Roman" w:cs="Times New Roman"/>
+          <w:b/>
+          <w:bCs/>
+          <w:sz w:val="36"/>
+          <w:szCs w:val="36"/>
+        </w:rPr>
+      </w:pPr>
+    </w:p>
+    <w:p>
+      <w:pPr>
+        <w:rPr>
+          <w:rFonts w:ascii="Times New Roman" w:eastAsia="Times New Roman" w:hAnsi="Times New Roman" w:cs="Times New Roman"/>
+          <w:b/>
+          <w:bCs/>
+          <w:sz w:val="36"/>
+          <w:szCs w:val="36"/>
+        </w:rPr>
+      </w:pPr>
+      <w:r>
+        <w:rPr>
+          <w:rFonts w:ascii="Times New Roman" w:eastAsia="Times New Roman" w:hAnsi="Times New Roman" w:cs="Times New Roman"/>
+          <w:b/>
+          <w:bCs/>
+          <w:sz w:val="36"/>
+          <w:szCs w:val="36"/>
+        </w:rPr>
+        <w:lastRenderedPageBreak/>
+        <w:t>03.09</w:t>
+      </w:r>
+    </w:p>
     <w:tbl>
       <w:tblPr>
         <w:tblW w:w="9062" w:type="dxa"/>
@@ -1182,6 +1354,241 @@
               </w:rPr>
               <w:t>Db összekötése php-n keresztül</w:t>
             </w:r>
+          </w:p>
+        </w:tc>
+      </w:tr>
+      <w:tr>
+        <w:tc>
+          <w:tcPr>
+            <w:tcW w:w="4531" w:type="dxa"/>
+          </w:tcPr>
+          <w:p>
+            <w:pPr>
+              <w:rPr>
+                <w:rFonts w:ascii="Times New Roman" w:eastAsia="Times New Roman" w:hAnsi="Times New Roman" w:cs="Times New Roman"/>
+                <w:b/>
+                <w:bCs/>
+                <w:sz w:val="24"/>
+                <w:szCs w:val="24"/>
+              </w:rPr>
+            </w:pPr>
+            <w:r>
+              <w:rPr>
+                <w:rFonts w:ascii="Times New Roman" w:eastAsia="Times New Roman" w:hAnsi="Times New Roman" w:cs="Times New Roman"/>
+                <w:b/>
+                <w:bCs/>
+                <w:sz w:val="24"/>
+                <w:szCs w:val="24"/>
+              </w:rPr>
+              <w:t>Keresztúri-Tóth Eszter</w:t>
+            </w:r>
+          </w:p>
+        </w:tc>
+        <w:tc>
+          <w:tcPr>
+            <w:tcW w:w="4531" w:type="dxa"/>
+          </w:tcPr>
+          <w:p>
+            <w:pPr>
+              <w:rPr>
+                <w:rFonts w:ascii="Times New Roman" w:eastAsia="Times New Roman" w:hAnsi="Times New Roman" w:cs="Times New Roman"/>
+                <w:sz w:val="24"/>
+                <w:szCs w:val="24"/>
+              </w:rPr>
+            </w:pPr>
+            <w:r>
+              <w:rPr>
+                <w:rFonts w:ascii="Times New Roman" w:eastAsia="Times New Roman" w:hAnsi="Times New Roman" w:cs="Times New Roman"/>
+                <w:sz w:val="24"/>
+                <w:szCs w:val="24"/>
+              </w:rPr>
+              <w:t>-</w:t>
+            </w:r>
+          </w:p>
+        </w:tc>
+      </w:tr>
+    </w:tbl>
+    <w:p>
+      <w:pPr>
+        <w:rPr>
+          <w:rFonts w:ascii="Times New Roman" w:eastAsia="Times New Roman" w:hAnsi="Times New Roman" w:cs="Times New Roman"/>
+          <w:b/>
+          <w:bCs/>
+          <w:sz w:val="36"/>
+          <w:szCs w:val="36"/>
+        </w:rPr>
+      </w:pPr>
+    </w:p>
+    <w:p>
+      <w:pPr>
+        <w:rPr>
+          <w:rFonts w:ascii="Times New Roman" w:eastAsia="Times New Roman" w:hAnsi="Times New Roman" w:cs="Times New Roman"/>
+          <w:b/>
+          <w:bCs/>
+          <w:sz w:val="36"/>
+          <w:szCs w:val="36"/>
+        </w:rPr>
+      </w:pPr>
+    </w:p>
+    <w:p>
+      <w:pPr>
+        <w:rPr>
+          <w:rFonts w:ascii="Times New Roman" w:eastAsia="Times New Roman" w:hAnsi="Times New Roman" w:cs="Times New Roman"/>
+          <w:b/>
+          <w:bCs/>
+          <w:sz w:val="36"/>
+          <w:szCs w:val="36"/>
+        </w:rPr>
+      </w:pPr>
+      <w:r>
+        <w:rPr>
+          <w:rFonts w:ascii="Times New Roman" w:eastAsia="Times New Roman" w:hAnsi="Times New Roman" w:cs="Times New Roman"/>
+          <w:b/>
+          <w:bCs/>
+          <w:sz w:val="36"/>
+          <w:szCs w:val="36"/>
+        </w:rPr>
+        <w:t>03.16</w:t>
+      </w:r>
+    </w:p>
+    <w:tbl>
+      <w:tblPr>
+        <w:tblW w:w="9062" w:type="dxa"/>
+        <w:tblBorders>
+          <w:top w:val="single" w:sz="4" w:space="0" w:color="000000"/>
+          <w:left w:val="single" w:sz="4" w:space="0" w:color="000000"/>
+          <w:bottom w:val="single" w:sz="4" w:space="0" w:color="000000"/>
+          <w:right w:val="single" w:sz="4" w:space="0" w:color="000000"/>
+          <w:insideH w:val="single" w:sz="4" w:space="0" w:color="000000"/>
+          <w:insideV w:val="single" w:sz="4" w:space="0" w:color="000000"/>
+        </w:tblBorders>
+        <w:tblLayout w:type="fixed"/>
+        <w:tblLook w:val="0400" w:firstRow="0" w:lastRow="0" w:firstColumn="0" w:lastColumn="0" w:noHBand="0" w:noVBand="1"/>
+      </w:tblPr>
+      <w:tblGrid>
+        <w:gridCol w:w="4531"/>
+        <w:gridCol w:w="4531"/>
+      </w:tblGrid>
+      <w:tr>
+        <w:tc>
+          <w:tcPr>
+            <w:tcW w:w="4531" w:type="dxa"/>
+          </w:tcPr>
+          <w:p>
+            <w:pPr>
+              <w:rPr>
+                <w:rFonts w:ascii="Times New Roman" w:eastAsia="Times New Roman" w:hAnsi="Times New Roman" w:cs="Times New Roman"/>
+                <w:b/>
+                <w:bCs/>
+                <w:sz w:val="24"/>
+                <w:szCs w:val="24"/>
+              </w:rPr>
+            </w:pPr>
+            <w:r>
+              <w:rPr>
+                <w:rFonts w:ascii="Times New Roman" w:eastAsia="Times New Roman" w:hAnsi="Times New Roman" w:cs="Times New Roman"/>
+                <w:b/>
+                <w:bCs/>
+                <w:sz w:val="24"/>
+                <w:szCs w:val="24"/>
+              </w:rPr>
+              <w:t>Név</w:t>
+            </w:r>
+          </w:p>
+        </w:tc>
+        <w:tc>
+          <w:tcPr>
+            <w:tcW w:w="4531" w:type="dxa"/>
+          </w:tcPr>
+          <w:p>
+            <w:pPr>
+              <w:rPr>
+                <w:rFonts w:ascii="Times New Roman" w:eastAsia="Times New Roman" w:hAnsi="Times New Roman" w:cs="Times New Roman"/>
+                <w:b/>
+                <w:bCs/>
+                <w:sz w:val="24"/>
+                <w:szCs w:val="24"/>
+              </w:rPr>
+            </w:pPr>
+            <w:r>
+              <w:rPr>
+                <w:rFonts w:ascii="Times New Roman" w:eastAsia="Times New Roman" w:hAnsi="Times New Roman" w:cs="Times New Roman"/>
+                <w:b/>
+                <w:bCs/>
+                <w:sz w:val="24"/>
+                <w:szCs w:val="24"/>
+              </w:rPr>
+              <w:t>Feladat</w:t>
+            </w:r>
+          </w:p>
+        </w:tc>
+      </w:tr>
+      <w:tr>
+        <w:tc>
+          <w:tcPr>
+            <w:tcW w:w="4531" w:type="dxa"/>
+          </w:tcPr>
+          <w:p>
+            <w:pPr>
+              <w:rPr>
+                <w:rFonts w:ascii="Times New Roman" w:eastAsia="Times New Roman" w:hAnsi="Times New Roman" w:cs="Times New Roman"/>
+                <w:b/>
+                <w:bCs/>
+                <w:sz w:val="24"/>
+                <w:szCs w:val="24"/>
+              </w:rPr>
+            </w:pPr>
+            <w:r>
+              <w:rPr>
+                <w:rFonts w:ascii="Times New Roman" w:eastAsia="Times New Roman" w:hAnsi="Times New Roman" w:cs="Times New Roman"/>
+                <w:b/>
+                <w:bCs/>
+                <w:sz w:val="24"/>
+                <w:szCs w:val="24"/>
+              </w:rPr>
+              <w:t>Süle Árpád</w:t>
+            </w:r>
+          </w:p>
+        </w:tc>
+        <w:tc>
+          <w:tcPr>
+            <w:tcW w:w="4531" w:type="dxa"/>
+          </w:tcPr>
+          <w:p>
+            <w:pPr>
+              <w:rPr>
+                <w:rFonts w:ascii="Times New Roman" w:eastAsia="Times New Roman" w:hAnsi="Times New Roman" w:cs="Times New Roman"/>
+                <w:sz w:val="24"/>
+                <w:szCs w:val="24"/>
+              </w:rPr>
+            </w:pPr>
+            <w:proofErr w:type="spellStart"/>
+            <w:r>
+              <w:rPr>
+                <w:rFonts w:ascii="Times New Roman" w:eastAsia="Times New Roman" w:hAnsi="Times New Roman" w:cs="Times New Roman"/>
+                <w:sz w:val="24"/>
+                <w:szCs w:val="24"/>
+              </w:rPr>
+              <w:t>Reg</w:t>
+            </w:r>
+            <w:proofErr w:type="spellEnd"/>
+            <w:r>
+              <w:rPr>
+                <w:rFonts w:ascii="Times New Roman" w:eastAsia="Times New Roman" w:hAnsi="Times New Roman" w:cs="Times New Roman"/>
+                <w:sz w:val="24"/>
+                <w:szCs w:val="24"/>
+              </w:rPr>
+              <w:t xml:space="preserve"> oldal újrakezdése, adatbázis létrehozása</w:t>
+            </w:r>
+          </w:p>
+          <w:p>
+            <w:pPr>
+              <w:rPr>
+                <w:rFonts w:ascii="Times New Roman" w:eastAsia="Times New Roman" w:hAnsi="Times New Roman" w:cs="Times New Roman"/>
+                <w:sz w:val="24"/>
+                <w:szCs w:val="24"/>
+              </w:rPr>
+            </w:pPr>
           </w:p>
         </w:tc>
       </w:tr>
@@ -1655,7 +2062,7 @@
   <w:style w:type="paragraph" w:default="1" w:styleId="Norml">
     <w:name w:val="Normal"/>
     <w:qFormat/>
-    <w:rsid w:val="007A4419"/>
+    <w:rsid w:val="00790090"/>
   </w:style>
   <w:style w:type="paragraph" w:styleId="Cmsor1">
     <w:name w:val="heading 1"/>
@@ -2210,6 +2617,10 @@
 </go:gDocsCustomXmlDataStorage>
 </file>
 
+<file path=customXml/item2.xml><?xml version="1.0" encoding="utf-8"?>
+<b:Sources xmlns:b="http://schemas.openxmlformats.org/officeDocument/2006/bibliography" xmlns="http://schemas.openxmlformats.org/officeDocument/2006/bibliography" SelectedStyle="\APASixthEditionOfficeOnline.xsl" StyleName="APA" Version="6"/>
+</file>
+
 <file path=customXml/itemProps1.xml><?xml version="1.0" encoding="utf-8"?>
 <ds:datastoreItem xmlns:ds="http://schemas.openxmlformats.org/officeDocument/2006/customXml" ds:itemID="{11111111-1234-1234-1234-123412341234}">
   <ds:schemaRefs>
@@ -2217,4 +2628,12 @@
     <ds:schemaRef ds:uri="http://schemas.openxmlformats.org/officeDocument/2006/relationships"/>
   </ds:schemaRefs>
 </ds:datastoreItem>
+</file>
+
+<file path=customXml/itemProps2.xml><?xml version="1.0" encoding="utf-8"?>
+<ds:datastoreItem xmlns:ds="http://schemas.openxmlformats.org/officeDocument/2006/customXml" ds:itemID="{109BB6BC-E65B-4A57-B642-97CB7899538E}">
+  <ds:schemaRefs>
+    <ds:schemaRef ds:uri="http://schemas.openxmlformats.org/officeDocument/2006/bibliography"/>
+  </ds:schemaRefs>
+</ds:datastoreItem>
 </file>
--- a/Dokumentáció(Második félév) (1).docx
+++ b/Dokumentáció(Második félév) (1).docx
@@ -1579,6 +1579,751 @@
                 <w:szCs w:val="24"/>
               </w:rPr>
               <w:t xml:space="preserve"> oldal újrakezdése, adatbázis létrehozása</w:t>
+            </w:r>
+          </w:p>
+          <w:p>
+            <w:pPr>
+              <w:rPr>
+                <w:rFonts w:ascii="Times New Roman" w:eastAsia="Times New Roman" w:hAnsi="Times New Roman" w:cs="Times New Roman"/>
+                <w:sz w:val="24"/>
+                <w:szCs w:val="24"/>
+              </w:rPr>
+            </w:pPr>
+          </w:p>
+        </w:tc>
+      </w:tr>
+      <w:tr>
+        <w:tc>
+          <w:tcPr>
+            <w:tcW w:w="4531" w:type="dxa"/>
+          </w:tcPr>
+          <w:p>
+            <w:pPr>
+              <w:rPr>
+                <w:rFonts w:ascii="Times New Roman" w:eastAsia="Times New Roman" w:hAnsi="Times New Roman" w:cs="Times New Roman"/>
+                <w:b/>
+                <w:bCs/>
+                <w:sz w:val="24"/>
+                <w:szCs w:val="24"/>
+              </w:rPr>
+            </w:pPr>
+            <w:r>
+              <w:rPr>
+                <w:rFonts w:ascii="Times New Roman" w:eastAsia="Times New Roman" w:hAnsi="Times New Roman" w:cs="Times New Roman"/>
+                <w:b/>
+                <w:bCs/>
+                <w:sz w:val="24"/>
+                <w:szCs w:val="24"/>
+              </w:rPr>
+              <w:t>Keresztúri-Tóth Eszter</w:t>
+            </w:r>
+          </w:p>
+        </w:tc>
+        <w:tc>
+          <w:tcPr>
+            <w:tcW w:w="4531" w:type="dxa"/>
+          </w:tcPr>
+          <w:p>
+            <w:pPr>
+              <w:rPr>
+                <w:rFonts w:ascii="Times New Roman" w:eastAsia="Times New Roman" w:hAnsi="Times New Roman" w:cs="Times New Roman"/>
+                <w:sz w:val="24"/>
+                <w:szCs w:val="24"/>
+              </w:rPr>
+            </w:pPr>
+            <w:r>
+              <w:rPr>
+                <w:rFonts w:ascii="Times New Roman" w:eastAsia="Times New Roman" w:hAnsi="Times New Roman" w:cs="Times New Roman"/>
+                <w:sz w:val="24"/>
+                <w:szCs w:val="24"/>
+              </w:rPr>
+              <w:t>-</w:t>
+            </w:r>
+          </w:p>
+        </w:tc>
+      </w:tr>
+    </w:tbl>
+    <w:p>
+      <w:pPr>
+        <w:rPr>
+          <w:rFonts w:ascii="Times New Roman" w:eastAsia="Times New Roman" w:hAnsi="Times New Roman" w:cs="Times New Roman"/>
+          <w:b/>
+          <w:bCs/>
+          <w:sz w:val="36"/>
+          <w:szCs w:val="36"/>
+        </w:rPr>
+      </w:pPr>
+    </w:p>
+    <w:p>
+      <w:pPr>
+        <w:rPr>
+          <w:rFonts w:ascii="Times New Roman" w:eastAsia="Times New Roman" w:hAnsi="Times New Roman" w:cs="Times New Roman"/>
+          <w:b/>
+          <w:bCs/>
+          <w:sz w:val="36"/>
+          <w:szCs w:val="36"/>
+        </w:rPr>
+      </w:pPr>
+      <w:r>
+        <w:rPr>
+          <w:rFonts w:ascii="Times New Roman" w:eastAsia="Times New Roman" w:hAnsi="Times New Roman" w:cs="Times New Roman"/>
+          <w:b/>
+          <w:bCs/>
+          <w:sz w:val="36"/>
+          <w:szCs w:val="36"/>
+        </w:rPr>
+        <w:t>03.</w:t>
+      </w:r>
+      <w:r>
+        <w:rPr>
+          <w:rFonts w:ascii="Times New Roman" w:eastAsia="Times New Roman" w:hAnsi="Times New Roman" w:cs="Times New Roman"/>
+          <w:b/>
+          <w:bCs/>
+          <w:sz w:val="36"/>
+          <w:szCs w:val="36"/>
+        </w:rPr>
+        <w:t>23</w:t>
+      </w:r>
+    </w:p>
+    <w:tbl>
+      <w:tblPr>
+        <w:tblW w:w="9062" w:type="dxa"/>
+        <w:tblBorders>
+          <w:top w:val="single" w:sz="4" w:space="0" w:color="000000"/>
+          <w:left w:val="single" w:sz="4" w:space="0" w:color="000000"/>
+          <w:bottom w:val="single" w:sz="4" w:space="0" w:color="000000"/>
+          <w:right w:val="single" w:sz="4" w:space="0" w:color="000000"/>
+          <w:insideH w:val="single" w:sz="4" w:space="0" w:color="000000"/>
+          <w:insideV w:val="single" w:sz="4" w:space="0" w:color="000000"/>
+        </w:tblBorders>
+        <w:tblLayout w:type="fixed"/>
+        <w:tblLook w:val="0400" w:firstRow="0" w:lastRow="0" w:firstColumn="0" w:lastColumn="0" w:noHBand="0" w:noVBand="1"/>
+      </w:tblPr>
+      <w:tblGrid>
+        <w:gridCol w:w="4531"/>
+        <w:gridCol w:w="4531"/>
+      </w:tblGrid>
+      <w:tr>
+        <w:tc>
+          <w:tcPr>
+            <w:tcW w:w="4531" w:type="dxa"/>
+          </w:tcPr>
+          <w:p>
+            <w:pPr>
+              <w:rPr>
+                <w:rFonts w:ascii="Times New Roman" w:eastAsia="Times New Roman" w:hAnsi="Times New Roman" w:cs="Times New Roman"/>
+                <w:b/>
+                <w:bCs/>
+                <w:sz w:val="24"/>
+                <w:szCs w:val="24"/>
+              </w:rPr>
+            </w:pPr>
+            <w:r>
+              <w:rPr>
+                <w:rFonts w:ascii="Times New Roman" w:eastAsia="Times New Roman" w:hAnsi="Times New Roman" w:cs="Times New Roman"/>
+                <w:b/>
+                <w:bCs/>
+                <w:sz w:val="24"/>
+                <w:szCs w:val="24"/>
+              </w:rPr>
+              <w:t>Név</w:t>
+            </w:r>
+          </w:p>
+        </w:tc>
+        <w:tc>
+          <w:tcPr>
+            <w:tcW w:w="4531" w:type="dxa"/>
+          </w:tcPr>
+          <w:p>
+            <w:pPr>
+              <w:rPr>
+                <w:rFonts w:ascii="Times New Roman" w:eastAsia="Times New Roman" w:hAnsi="Times New Roman" w:cs="Times New Roman"/>
+                <w:b/>
+                <w:bCs/>
+                <w:sz w:val="24"/>
+                <w:szCs w:val="24"/>
+              </w:rPr>
+            </w:pPr>
+            <w:r>
+              <w:rPr>
+                <w:rFonts w:ascii="Times New Roman" w:eastAsia="Times New Roman" w:hAnsi="Times New Roman" w:cs="Times New Roman"/>
+                <w:b/>
+                <w:bCs/>
+                <w:sz w:val="24"/>
+                <w:szCs w:val="24"/>
+              </w:rPr>
+              <w:t>Feladat</w:t>
+            </w:r>
+          </w:p>
+        </w:tc>
+      </w:tr>
+      <w:tr>
+        <w:tc>
+          <w:tcPr>
+            <w:tcW w:w="4531" w:type="dxa"/>
+          </w:tcPr>
+          <w:p>
+            <w:pPr>
+              <w:rPr>
+                <w:rFonts w:ascii="Times New Roman" w:eastAsia="Times New Roman" w:hAnsi="Times New Roman" w:cs="Times New Roman"/>
+                <w:b/>
+                <w:bCs/>
+                <w:sz w:val="24"/>
+                <w:szCs w:val="24"/>
+              </w:rPr>
+            </w:pPr>
+            <w:r>
+              <w:rPr>
+                <w:rFonts w:ascii="Times New Roman" w:eastAsia="Times New Roman" w:hAnsi="Times New Roman" w:cs="Times New Roman"/>
+                <w:b/>
+                <w:bCs/>
+                <w:sz w:val="24"/>
+                <w:szCs w:val="24"/>
+              </w:rPr>
+              <w:t>Süle Árpád</w:t>
+            </w:r>
+          </w:p>
+        </w:tc>
+        <w:tc>
+          <w:tcPr>
+            <w:tcW w:w="4531" w:type="dxa"/>
+          </w:tcPr>
+          <w:p>
+            <w:pPr>
+              <w:rPr>
+                <w:rFonts w:ascii="Times New Roman" w:eastAsia="Times New Roman" w:hAnsi="Times New Roman" w:cs="Times New Roman"/>
+                <w:sz w:val="24"/>
+                <w:szCs w:val="24"/>
+              </w:rPr>
+            </w:pPr>
+            <w:proofErr w:type="spellStart"/>
+            <w:r>
+              <w:rPr>
+                <w:rFonts w:ascii="Times New Roman" w:eastAsia="Times New Roman" w:hAnsi="Times New Roman" w:cs="Times New Roman"/>
+                <w:sz w:val="24"/>
+                <w:szCs w:val="24"/>
+              </w:rPr>
+              <w:t>Reg</w:t>
+            </w:r>
+            <w:proofErr w:type="spellEnd"/>
+            <w:r>
+              <w:rPr>
+                <w:rFonts w:ascii="Times New Roman" w:eastAsia="Times New Roman" w:hAnsi="Times New Roman" w:cs="Times New Roman"/>
+                <w:sz w:val="24"/>
+                <w:szCs w:val="24"/>
+              </w:rPr>
+              <w:t xml:space="preserve"> oldal </w:t>
+            </w:r>
+            <w:proofErr w:type="gramStart"/>
+            <w:r>
+              <w:rPr>
+                <w:rFonts w:ascii="Times New Roman" w:eastAsia="Times New Roman" w:hAnsi="Times New Roman" w:cs="Times New Roman"/>
+                <w:sz w:val="24"/>
+                <w:szCs w:val="24"/>
+              </w:rPr>
+              <w:t>és  adatbázis</w:t>
+            </w:r>
+            <w:proofErr w:type="gramEnd"/>
+            <w:r>
+              <w:rPr>
+                <w:rFonts w:ascii="Times New Roman" w:eastAsia="Times New Roman" w:hAnsi="Times New Roman" w:cs="Times New Roman"/>
+                <w:sz w:val="24"/>
+                <w:szCs w:val="24"/>
+              </w:rPr>
+              <w:t xml:space="preserve"> összekötése</w:t>
+            </w:r>
+          </w:p>
+          <w:p>
+            <w:pPr>
+              <w:rPr>
+                <w:rFonts w:ascii="Times New Roman" w:eastAsia="Times New Roman" w:hAnsi="Times New Roman" w:cs="Times New Roman"/>
+                <w:sz w:val="24"/>
+                <w:szCs w:val="24"/>
+              </w:rPr>
+            </w:pPr>
+          </w:p>
+        </w:tc>
+      </w:tr>
+      <w:tr>
+        <w:tc>
+          <w:tcPr>
+            <w:tcW w:w="4531" w:type="dxa"/>
+          </w:tcPr>
+          <w:p>
+            <w:pPr>
+              <w:rPr>
+                <w:rFonts w:ascii="Times New Roman" w:eastAsia="Times New Roman" w:hAnsi="Times New Roman" w:cs="Times New Roman"/>
+                <w:b/>
+                <w:bCs/>
+                <w:sz w:val="24"/>
+                <w:szCs w:val="24"/>
+              </w:rPr>
+            </w:pPr>
+            <w:r>
+              <w:rPr>
+                <w:rFonts w:ascii="Times New Roman" w:eastAsia="Times New Roman" w:hAnsi="Times New Roman" w:cs="Times New Roman"/>
+                <w:b/>
+                <w:bCs/>
+                <w:sz w:val="24"/>
+                <w:szCs w:val="24"/>
+              </w:rPr>
+              <w:t>Keresztúri-Tóth Eszter</w:t>
+            </w:r>
+          </w:p>
+        </w:tc>
+        <w:tc>
+          <w:tcPr>
+            <w:tcW w:w="4531" w:type="dxa"/>
+          </w:tcPr>
+          <w:p>
+            <w:pPr>
+              <w:rPr>
+                <w:rFonts w:ascii="Times New Roman" w:eastAsia="Times New Roman" w:hAnsi="Times New Roman" w:cs="Times New Roman"/>
+                <w:sz w:val="24"/>
+                <w:szCs w:val="24"/>
+              </w:rPr>
+            </w:pPr>
+            <w:r>
+              <w:rPr>
+                <w:rFonts w:ascii="Times New Roman" w:eastAsia="Times New Roman" w:hAnsi="Times New Roman" w:cs="Times New Roman"/>
+                <w:sz w:val="24"/>
+                <w:szCs w:val="24"/>
+              </w:rPr>
+              <w:t>-</w:t>
+            </w:r>
+          </w:p>
+        </w:tc>
+      </w:tr>
+    </w:tbl>
+    <w:p>
+      <w:pPr>
+        <w:rPr>
+          <w:rFonts w:ascii="Times New Roman" w:eastAsia="Times New Roman" w:hAnsi="Times New Roman" w:cs="Times New Roman"/>
+          <w:b/>
+          <w:bCs/>
+          <w:sz w:val="36"/>
+          <w:szCs w:val="36"/>
+        </w:rPr>
+      </w:pPr>
+    </w:p>
+    <w:p>
+      <w:pPr>
+        <w:rPr>
+          <w:rFonts w:ascii="Times New Roman" w:eastAsia="Times New Roman" w:hAnsi="Times New Roman" w:cs="Times New Roman"/>
+          <w:b/>
+          <w:bCs/>
+          <w:sz w:val="36"/>
+          <w:szCs w:val="36"/>
+        </w:rPr>
+      </w:pPr>
+      <w:r>
+        <w:rPr>
+          <w:rFonts w:ascii="Times New Roman" w:eastAsia="Times New Roman" w:hAnsi="Times New Roman" w:cs="Times New Roman"/>
+          <w:b/>
+          <w:bCs/>
+          <w:sz w:val="36"/>
+          <w:szCs w:val="36"/>
+        </w:rPr>
+        <w:t>03.</w:t>
+      </w:r>
+      <w:r>
+        <w:rPr>
+          <w:rFonts w:ascii="Times New Roman" w:eastAsia="Times New Roman" w:hAnsi="Times New Roman" w:cs="Times New Roman"/>
+          <w:b/>
+          <w:bCs/>
+          <w:sz w:val="36"/>
+          <w:szCs w:val="36"/>
+        </w:rPr>
+        <w:t>30</w:t>
+      </w:r>
+    </w:p>
+    <w:tbl>
+      <w:tblPr>
+        <w:tblW w:w="9062" w:type="dxa"/>
+        <w:tblBorders>
+          <w:top w:val="single" w:sz="4" w:space="0" w:color="000000"/>
+          <w:left w:val="single" w:sz="4" w:space="0" w:color="000000"/>
+          <w:bottom w:val="single" w:sz="4" w:space="0" w:color="000000"/>
+          <w:right w:val="single" w:sz="4" w:space="0" w:color="000000"/>
+          <w:insideH w:val="single" w:sz="4" w:space="0" w:color="000000"/>
+          <w:insideV w:val="single" w:sz="4" w:space="0" w:color="000000"/>
+        </w:tblBorders>
+        <w:tblLayout w:type="fixed"/>
+        <w:tblLook w:val="0400" w:firstRow="0" w:lastRow="0" w:firstColumn="0" w:lastColumn="0" w:noHBand="0" w:noVBand="1"/>
+      </w:tblPr>
+      <w:tblGrid>
+        <w:gridCol w:w="4531"/>
+        <w:gridCol w:w="4531"/>
+      </w:tblGrid>
+      <w:tr>
+        <w:tc>
+          <w:tcPr>
+            <w:tcW w:w="4531" w:type="dxa"/>
+          </w:tcPr>
+          <w:p>
+            <w:pPr>
+              <w:rPr>
+                <w:rFonts w:ascii="Times New Roman" w:eastAsia="Times New Roman" w:hAnsi="Times New Roman" w:cs="Times New Roman"/>
+                <w:b/>
+                <w:bCs/>
+                <w:sz w:val="24"/>
+                <w:szCs w:val="24"/>
+              </w:rPr>
+            </w:pPr>
+            <w:r>
+              <w:rPr>
+                <w:rFonts w:ascii="Times New Roman" w:eastAsia="Times New Roman" w:hAnsi="Times New Roman" w:cs="Times New Roman"/>
+                <w:b/>
+                <w:bCs/>
+                <w:sz w:val="24"/>
+                <w:szCs w:val="24"/>
+              </w:rPr>
+              <w:t>Név</w:t>
+            </w:r>
+          </w:p>
+        </w:tc>
+        <w:tc>
+          <w:tcPr>
+            <w:tcW w:w="4531" w:type="dxa"/>
+          </w:tcPr>
+          <w:p>
+            <w:pPr>
+              <w:rPr>
+                <w:rFonts w:ascii="Times New Roman" w:eastAsia="Times New Roman" w:hAnsi="Times New Roman" w:cs="Times New Roman"/>
+                <w:b/>
+                <w:bCs/>
+                <w:sz w:val="24"/>
+                <w:szCs w:val="24"/>
+              </w:rPr>
+            </w:pPr>
+            <w:r>
+              <w:rPr>
+                <w:rFonts w:ascii="Times New Roman" w:eastAsia="Times New Roman" w:hAnsi="Times New Roman" w:cs="Times New Roman"/>
+                <w:b/>
+                <w:bCs/>
+                <w:sz w:val="24"/>
+                <w:szCs w:val="24"/>
+              </w:rPr>
+              <w:t>Feladat</w:t>
+            </w:r>
+          </w:p>
+        </w:tc>
+      </w:tr>
+      <w:tr>
+        <w:tc>
+          <w:tcPr>
+            <w:tcW w:w="4531" w:type="dxa"/>
+          </w:tcPr>
+          <w:p>
+            <w:pPr>
+              <w:rPr>
+                <w:rFonts w:ascii="Times New Roman" w:eastAsia="Times New Roman" w:hAnsi="Times New Roman" w:cs="Times New Roman"/>
+                <w:b/>
+                <w:bCs/>
+                <w:sz w:val="24"/>
+                <w:szCs w:val="24"/>
+              </w:rPr>
+            </w:pPr>
+            <w:r>
+              <w:rPr>
+                <w:rFonts w:ascii="Times New Roman" w:eastAsia="Times New Roman" w:hAnsi="Times New Roman" w:cs="Times New Roman"/>
+                <w:b/>
+                <w:bCs/>
+                <w:sz w:val="24"/>
+                <w:szCs w:val="24"/>
+              </w:rPr>
+              <w:t>Süle Árpád</w:t>
+            </w:r>
+          </w:p>
+        </w:tc>
+        <w:tc>
+          <w:tcPr>
+            <w:tcW w:w="4531" w:type="dxa"/>
+          </w:tcPr>
+          <w:p>
+            <w:pPr>
+              <w:rPr>
+                <w:rFonts w:ascii="Times New Roman" w:eastAsia="Times New Roman" w:hAnsi="Times New Roman" w:cs="Times New Roman"/>
+                <w:sz w:val="24"/>
+                <w:szCs w:val="24"/>
+              </w:rPr>
+            </w:pPr>
+            <w:r>
+              <w:rPr>
+                <w:rFonts w:ascii="Times New Roman" w:eastAsia="Times New Roman" w:hAnsi="Times New Roman" w:cs="Times New Roman"/>
+                <w:sz w:val="24"/>
+                <w:szCs w:val="24"/>
+              </w:rPr>
+              <w:t>nem jelent meg</w:t>
+            </w:r>
+          </w:p>
+        </w:tc>
+      </w:tr>
+      <w:tr>
+        <w:tc>
+          <w:tcPr>
+            <w:tcW w:w="4531" w:type="dxa"/>
+          </w:tcPr>
+          <w:p>
+            <w:pPr>
+              <w:rPr>
+                <w:rFonts w:ascii="Times New Roman" w:eastAsia="Times New Roman" w:hAnsi="Times New Roman" w:cs="Times New Roman"/>
+                <w:b/>
+                <w:bCs/>
+                <w:sz w:val="24"/>
+                <w:szCs w:val="24"/>
+              </w:rPr>
+            </w:pPr>
+            <w:r>
+              <w:rPr>
+                <w:rFonts w:ascii="Times New Roman" w:eastAsia="Times New Roman" w:hAnsi="Times New Roman" w:cs="Times New Roman"/>
+                <w:b/>
+                <w:bCs/>
+                <w:sz w:val="24"/>
+                <w:szCs w:val="24"/>
+              </w:rPr>
+              <w:t>Keresztúri-Tóth Eszter</w:t>
+            </w:r>
+          </w:p>
+        </w:tc>
+        <w:tc>
+          <w:tcPr>
+            <w:tcW w:w="4531" w:type="dxa"/>
+          </w:tcPr>
+          <w:p>
+            <w:pPr>
+              <w:rPr>
+                <w:rFonts w:ascii="Times New Roman" w:eastAsia="Times New Roman" w:hAnsi="Times New Roman" w:cs="Times New Roman"/>
+                <w:sz w:val="24"/>
+                <w:szCs w:val="24"/>
+              </w:rPr>
+            </w:pPr>
+            <w:r>
+              <w:rPr>
+                <w:rFonts w:ascii="Times New Roman" w:eastAsia="Times New Roman" w:hAnsi="Times New Roman" w:cs="Times New Roman"/>
+                <w:sz w:val="24"/>
+                <w:szCs w:val="24"/>
+              </w:rPr>
+              <w:t>-</w:t>
+            </w:r>
+          </w:p>
+        </w:tc>
+      </w:tr>
+    </w:tbl>
+    <w:p>
+      <w:pPr>
+        <w:rPr>
+          <w:rFonts w:ascii="Times New Roman" w:eastAsia="Times New Roman" w:hAnsi="Times New Roman" w:cs="Times New Roman"/>
+          <w:b/>
+          <w:bCs/>
+          <w:sz w:val="36"/>
+          <w:szCs w:val="36"/>
+        </w:rPr>
+      </w:pPr>
+    </w:p>
+    <w:p>
+      <w:pPr>
+        <w:rPr>
+          <w:rFonts w:ascii="Times New Roman" w:eastAsia="Times New Roman" w:hAnsi="Times New Roman" w:cs="Times New Roman"/>
+          <w:b/>
+          <w:bCs/>
+          <w:sz w:val="36"/>
+          <w:szCs w:val="36"/>
+        </w:rPr>
+      </w:pPr>
+    </w:p>
+    <w:p>
+      <w:pPr>
+        <w:rPr>
+          <w:rFonts w:ascii="Times New Roman" w:eastAsia="Times New Roman" w:hAnsi="Times New Roman" w:cs="Times New Roman"/>
+          <w:b/>
+          <w:bCs/>
+          <w:sz w:val="36"/>
+          <w:szCs w:val="36"/>
+        </w:rPr>
+      </w:pPr>
+    </w:p>
+    <w:p>
+      <w:pPr>
+        <w:rPr>
+          <w:rFonts w:ascii="Times New Roman" w:eastAsia="Times New Roman" w:hAnsi="Times New Roman" w:cs="Times New Roman"/>
+          <w:b/>
+          <w:bCs/>
+          <w:sz w:val="36"/>
+          <w:szCs w:val="36"/>
+        </w:rPr>
+      </w:pPr>
+    </w:p>
+    <w:p>
+      <w:pPr>
+        <w:rPr>
+          <w:rFonts w:ascii="Times New Roman" w:eastAsia="Times New Roman" w:hAnsi="Times New Roman" w:cs="Times New Roman"/>
+          <w:b/>
+          <w:bCs/>
+          <w:sz w:val="36"/>
+          <w:szCs w:val="36"/>
+        </w:rPr>
+      </w:pPr>
+      <w:r>
+        <w:rPr>
+          <w:rFonts w:ascii="Times New Roman" w:eastAsia="Times New Roman" w:hAnsi="Times New Roman" w:cs="Times New Roman"/>
+          <w:b/>
+          <w:bCs/>
+          <w:sz w:val="36"/>
+          <w:szCs w:val="36"/>
+        </w:rPr>
+        <w:lastRenderedPageBreak/>
+        <w:t>0</w:t>
+      </w:r>
+      <w:r>
+        <w:rPr>
+          <w:rFonts w:ascii="Times New Roman" w:eastAsia="Times New Roman" w:hAnsi="Times New Roman" w:cs="Times New Roman"/>
+          <w:b/>
+          <w:bCs/>
+          <w:sz w:val="36"/>
+          <w:szCs w:val="36"/>
+        </w:rPr>
+        <w:t>4</w:t>
+      </w:r>
+      <w:r>
+        <w:rPr>
+          <w:rFonts w:ascii="Times New Roman" w:eastAsia="Times New Roman" w:hAnsi="Times New Roman" w:cs="Times New Roman"/>
+          <w:b/>
+          <w:bCs/>
+          <w:sz w:val="36"/>
+          <w:szCs w:val="36"/>
+        </w:rPr>
+        <w:t>.</w:t>
+      </w:r>
+      <w:r>
+        <w:rPr>
+          <w:rFonts w:ascii="Times New Roman" w:eastAsia="Times New Roman" w:hAnsi="Times New Roman" w:cs="Times New Roman"/>
+          <w:b/>
+          <w:bCs/>
+          <w:sz w:val="36"/>
+          <w:szCs w:val="36"/>
+        </w:rPr>
+        <w:t>13</w:t>
+      </w:r>
+    </w:p>
+    <w:tbl>
+      <w:tblPr>
+        <w:tblW w:w="9062" w:type="dxa"/>
+        <w:tblBorders>
+          <w:top w:val="single" w:sz="4" w:space="0" w:color="000000"/>
+          <w:left w:val="single" w:sz="4" w:space="0" w:color="000000"/>
+          <w:bottom w:val="single" w:sz="4" w:space="0" w:color="000000"/>
+          <w:right w:val="single" w:sz="4" w:space="0" w:color="000000"/>
+          <w:insideH w:val="single" w:sz="4" w:space="0" w:color="000000"/>
+          <w:insideV w:val="single" w:sz="4" w:space="0" w:color="000000"/>
+        </w:tblBorders>
+        <w:tblLayout w:type="fixed"/>
+        <w:tblLook w:val="0400" w:firstRow="0" w:lastRow="0" w:firstColumn="0" w:lastColumn="0" w:noHBand="0" w:noVBand="1"/>
+      </w:tblPr>
+      <w:tblGrid>
+        <w:gridCol w:w="4531"/>
+        <w:gridCol w:w="4531"/>
+      </w:tblGrid>
+      <w:tr>
+        <w:tc>
+          <w:tcPr>
+            <w:tcW w:w="4531" w:type="dxa"/>
+          </w:tcPr>
+          <w:p>
+            <w:pPr>
+              <w:rPr>
+                <w:rFonts w:ascii="Times New Roman" w:eastAsia="Times New Roman" w:hAnsi="Times New Roman" w:cs="Times New Roman"/>
+                <w:b/>
+                <w:bCs/>
+                <w:sz w:val="24"/>
+                <w:szCs w:val="24"/>
+              </w:rPr>
+            </w:pPr>
+            <w:r>
+              <w:rPr>
+                <w:rFonts w:ascii="Times New Roman" w:eastAsia="Times New Roman" w:hAnsi="Times New Roman" w:cs="Times New Roman"/>
+                <w:b/>
+                <w:bCs/>
+                <w:sz w:val="24"/>
+                <w:szCs w:val="24"/>
+              </w:rPr>
+              <w:t>Név</w:t>
+            </w:r>
+          </w:p>
+        </w:tc>
+        <w:tc>
+          <w:tcPr>
+            <w:tcW w:w="4531" w:type="dxa"/>
+          </w:tcPr>
+          <w:p>
+            <w:pPr>
+              <w:rPr>
+                <w:rFonts w:ascii="Times New Roman" w:eastAsia="Times New Roman" w:hAnsi="Times New Roman" w:cs="Times New Roman"/>
+                <w:b/>
+                <w:bCs/>
+                <w:sz w:val="24"/>
+                <w:szCs w:val="24"/>
+              </w:rPr>
+            </w:pPr>
+            <w:r>
+              <w:rPr>
+                <w:rFonts w:ascii="Times New Roman" w:eastAsia="Times New Roman" w:hAnsi="Times New Roman" w:cs="Times New Roman"/>
+                <w:b/>
+                <w:bCs/>
+                <w:sz w:val="24"/>
+                <w:szCs w:val="24"/>
+              </w:rPr>
+              <w:t>Feladat</w:t>
+            </w:r>
+          </w:p>
+        </w:tc>
+      </w:tr>
+      <w:tr>
+        <w:tc>
+          <w:tcPr>
+            <w:tcW w:w="4531" w:type="dxa"/>
+          </w:tcPr>
+          <w:p>
+            <w:pPr>
+              <w:rPr>
+                <w:rFonts w:ascii="Times New Roman" w:eastAsia="Times New Roman" w:hAnsi="Times New Roman" w:cs="Times New Roman"/>
+                <w:b/>
+                <w:bCs/>
+                <w:sz w:val="24"/>
+                <w:szCs w:val="24"/>
+              </w:rPr>
+            </w:pPr>
+            <w:r>
+              <w:rPr>
+                <w:rFonts w:ascii="Times New Roman" w:eastAsia="Times New Roman" w:hAnsi="Times New Roman" w:cs="Times New Roman"/>
+                <w:b/>
+                <w:bCs/>
+                <w:sz w:val="24"/>
+                <w:szCs w:val="24"/>
+              </w:rPr>
+              <w:t>Süle Árpád</w:t>
+            </w:r>
+          </w:p>
+        </w:tc>
+        <w:tc>
+          <w:tcPr>
+            <w:tcW w:w="4531" w:type="dxa"/>
+          </w:tcPr>
+          <w:p>
+            <w:pPr>
+              <w:rPr>
+                <w:rFonts w:ascii="Times New Roman" w:eastAsia="Times New Roman" w:hAnsi="Times New Roman" w:cs="Times New Roman"/>
+                <w:sz w:val="24"/>
+                <w:szCs w:val="24"/>
+              </w:rPr>
+            </w:pPr>
+            <w:r>
+              <w:rPr>
+                <w:rFonts w:ascii="Times New Roman" w:eastAsia="Times New Roman" w:hAnsi="Times New Roman" w:cs="Times New Roman"/>
+                <w:sz w:val="24"/>
+                <w:szCs w:val="24"/>
+              </w:rPr>
+              <w:t xml:space="preserve">bejelentkezési idő rögzítése </w:t>
             </w:r>
           </w:p>
           <w:p>
@@ -2062,7 +2807,7 @@
   <w:style w:type="paragraph" w:default="1" w:styleId="Norml">
     <w:name w:val="Normal"/>
     <w:qFormat/>
-    <w:rsid w:val="00790090"/>
+    <w:rsid w:val="0034362B"/>
   </w:style>
   <w:style w:type="paragraph" w:styleId="Cmsor1">
     <w:name w:val="heading 1"/>
@@ -2612,28 +3357,28 @@
 </file>
 
 <file path=customXml/item1.xml><?xml version="1.0" encoding="utf-8"?>
+<b:Sources xmlns:b="http://schemas.openxmlformats.org/officeDocument/2006/bibliography" xmlns="http://schemas.openxmlformats.org/officeDocument/2006/bibliography" SelectedStyle="\APASixthEditionOfficeOnline.xsl" StyleName="APA" Version="6"/>
+</file>
+
+<file path=customXml/item2.xml><?xml version="1.0" encoding="utf-8"?>
 <go:gDocsCustomXmlDataStorage xmlns:go="http://customooxmlschemas.google.com/" xmlns:r="http://schemas.openxmlformats.org/officeDocument/2006/relationships" uri="GoogleDocsCustomDataVersion2">
   <go:docsCustomData xmlns:go="http://customooxmlschemas.google.com/" roundtripDataSignature="AMtx7mirTLTLA8dc6GOnLl6a6Ecl0H7jlw==">CgMxLjA4AHIhMS1VUzdYbnlsN0JzN0oyMFRPNHV0c3dTZDBSWWtBWUZl</go:docsCustomData>
 </go:gDocsCustomXmlDataStorage>
 </file>
 
-<file path=customXml/item2.xml><?xml version="1.0" encoding="utf-8"?>
-<b:Sources xmlns:b="http://schemas.openxmlformats.org/officeDocument/2006/bibliography" xmlns="http://schemas.openxmlformats.org/officeDocument/2006/bibliography" SelectedStyle="\APASixthEditionOfficeOnline.xsl" StyleName="APA" Version="6"/>
+<file path=customXml/itemProps1.xml><?xml version="1.0" encoding="utf-8"?>
+<ds:datastoreItem xmlns:ds="http://schemas.openxmlformats.org/officeDocument/2006/customXml" ds:itemID="{109BB6BC-E65B-4A57-B642-97CB7899538E}">
+  <ds:schemaRefs>
+    <ds:schemaRef ds:uri="http://schemas.openxmlformats.org/officeDocument/2006/bibliography"/>
+  </ds:schemaRefs>
+</ds:datastoreItem>
 </file>
 
-<file path=customXml/itemProps1.xml><?xml version="1.0" encoding="utf-8"?>
+<file path=customXml/itemProps2.xml><?xml version="1.0" encoding="utf-8"?>
 <ds:datastoreItem xmlns:ds="http://schemas.openxmlformats.org/officeDocument/2006/customXml" ds:itemID="{11111111-1234-1234-1234-123412341234}">
   <ds:schemaRefs>
     <ds:schemaRef ds:uri="http://customooxmlschemas.google.com/"/>
     <ds:schemaRef ds:uri="http://schemas.openxmlformats.org/officeDocument/2006/relationships"/>
   </ds:schemaRefs>
 </ds:datastoreItem>
-</file>
-
-<file path=customXml/itemProps2.xml><?xml version="1.0" encoding="utf-8"?>
-<ds:datastoreItem xmlns:ds="http://schemas.openxmlformats.org/officeDocument/2006/customXml" ds:itemID="{109BB6BC-E65B-4A57-B642-97CB7899538E}">
-  <ds:schemaRefs>
-    <ds:schemaRef ds:uri="http://schemas.openxmlformats.org/officeDocument/2006/bibliography"/>
-  </ds:schemaRefs>
-</ds:datastoreItem>
 </file>
--- a/Dokumentáció(Második félév) (1).docx
+++ b/Dokumentáció(Második félév) (1).docx
@@ -1672,17 +1672,7 @@
           <w:sz w:val="36"/>
           <w:szCs w:val="36"/>
         </w:rPr>
-        <w:t>03.</w:t>
-      </w:r>
-      <w:r>
-        <w:rPr>
-          <w:rFonts w:ascii="Times New Roman" w:eastAsia="Times New Roman" w:hAnsi="Times New Roman" w:cs="Times New Roman"/>
-          <w:b/>
-          <w:bCs/>
-          <w:sz w:val="36"/>
-          <w:szCs w:val="36"/>
-        </w:rPr>
-        <w:t>23</w:t>
+        <w:t>03.23</w:t>
       </w:r>
     </w:p>
     <w:tbl>
@@ -1924,17 +1914,7 @@
           <w:sz w:val="36"/>
           <w:szCs w:val="36"/>
         </w:rPr>
-        <w:t>03.</w:t>
-      </w:r>
-      <w:r>
-        <w:rPr>
-          <w:rFonts w:ascii="Times New Roman" w:eastAsia="Times New Roman" w:hAnsi="Times New Roman" w:cs="Times New Roman"/>
-          <w:b/>
-          <w:bCs/>
-          <w:sz w:val="36"/>
-          <w:szCs w:val="36"/>
-        </w:rPr>
-        <w:t>30</w:t>
+        <w:t>03.30</w:t>
       </w:r>
     </w:p>
     <w:tbl>
@@ -2173,37 +2153,7 @@
           <w:szCs w:val="36"/>
         </w:rPr>
         <w:lastRenderedPageBreak/>
-        <w:t>0</w:t>
-      </w:r>
-      <w:r>
-        <w:rPr>
-          <w:rFonts w:ascii="Times New Roman" w:eastAsia="Times New Roman" w:hAnsi="Times New Roman" w:cs="Times New Roman"/>
-          <w:b/>
-          <w:bCs/>
-          <w:sz w:val="36"/>
-          <w:szCs w:val="36"/>
-        </w:rPr>
-        <w:t>4</w:t>
-      </w:r>
-      <w:r>
-        <w:rPr>
-          <w:rFonts w:ascii="Times New Roman" w:eastAsia="Times New Roman" w:hAnsi="Times New Roman" w:cs="Times New Roman"/>
-          <w:b/>
-          <w:bCs/>
-          <w:sz w:val="36"/>
-          <w:szCs w:val="36"/>
-        </w:rPr>
-        <w:t>.</w:t>
-      </w:r>
-      <w:r>
-        <w:rPr>
-          <w:rFonts w:ascii="Times New Roman" w:eastAsia="Times New Roman" w:hAnsi="Times New Roman" w:cs="Times New Roman"/>
-          <w:b/>
-          <w:bCs/>
-          <w:sz w:val="36"/>
-          <w:szCs w:val="36"/>
-        </w:rPr>
-        <w:t>13</w:t>
+        <w:t>04.13</w:t>
       </w:r>
     </w:p>
     <w:tbl>
@@ -2398,6 +2348,941 @@
           <w:szCs w:val="36"/>
         </w:rPr>
       </w:pPr>
+    </w:p>
+    <w:p>
+      <w:pPr>
+        <w:spacing w:line="240" w:lineRule="auto"/>
+        <w:rPr>
+          <w:rFonts w:ascii="Times New Roman" w:eastAsia="Times New Roman" w:hAnsi="Times New Roman" w:cs="Times New Roman"/>
+          <w:sz w:val="24"/>
+          <w:szCs w:val="24"/>
+          <w:lang w:val="hu-HU"/>
+        </w:rPr>
+      </w:pPr>
+      <w:r>
+        <w:rPr>
+          <w:rFonts w:ascii="Times New Roman" w:eastAsia="Times New Roman" w:hAnsi="Times New Roman" w:cs="Times New Roman"/>
+          <w:b/>
+          <w:bCs/>
+          <w:color w:val="000000"/>
+          <w:sz w:val="36"/>
+          <w:szCs w:val="36"/>
+          <w:lang w:val="hu-HU"/>
+        </w:rPr>
+        <w:t>04.20</w:t>
+      </w:r>
+    </w:p>
+    <w:tbl>
+      <w:tblPr>
+        <w:tblW w:w="0" w:type="auto"/>
+        <w:tblCellMar>
+          <w:top w:w="15" w:type="dxa"/>
+          <w:left w:w="15" w:type="dxa"/>
+          <w:bottom w:w="15" w:type="dxa"/>
+          <w:right w:w="15" w:type="dxa"/>
+        </w:tblCellMar>
+        <w:tblLook w:val="04A0" w:firstRow="1" w:lastRow="0" w:firstColumn="1" w:lastColumn="0" w:noHBand="0" w:noVBand="1"/>
+      </w:tblPr>
+      <w:tblGrid>
+        <w:gridCol w:w="2610"/>
+        <w:gridCol w:w="5062"/>
+      </w:tblGrid>
+      <w:tr>
+        <w:tc>
+          <w:tcPr>
+            <w:tcW w:w="0" w:type="auto"/>
+            <w:tcBorders>
+              <w:top w:val="single" w:sz="4" w:space="0" w:color="000000"/>
+              <w:left w:val="single" w:sz="4" w:space="0" w:color="000000"/>
+              <w:bottom w:val="single" w:sz="4" w:space="0" w:color="000000"/>
+              <w:right w:val="single" w:sz="4" w:space="0" w:color="000000"/>
+            </w:tcBorders>
+            <w:tcMar>
+              <w:top w:w="0" w:type="dxa"/>
+              <w:left w:w="115" w:type="dxa"/>
+              <w:bottom w:w="0" w:type="dxa"/>
+              <w:right w:w="115" w:type="dxa"/>
+            </w:tcMar>
+            <w:hideMark/>
+          </w:tcPr>
+          <w:p>
+            <w:pPr>
+              <w:spacing w:line="240" w:lineRule="auto"/>
+              <w:rPr>
+                <w:rFonts w:ascii="Times New Roman" w:eastAsia="Times New Roman" w:hAnsi="Times New Roman" w:cs="Times New Roman"/>
+                <w:sz w:val="24"/>
+                <w:szCs w:val="24"/>
+                <w:lang w:val="hu-HU"/>
+              </w:rPr>
+            </w:pPr>
+            <w:r>
+              <w:rPr>
+                <w:rFonts w:ascii="Times New Roman" w:eastAsia="Times New Roman" w:hAnsi="Times New Roman" w:cs="Times New Roman"/>
+                <w:b/>
+                <w:bCs/>
+                <w:color w:val="000000"/>
+                <w:sz w:val="24"/>
+                <w:szCs w:val="24"/>
+                <w:lang w:val="hu-HU"/>
+              </w:rPr>
+              <w:t>Név</w:t>
+            </w:r>
+          </w:p>
+        </w:tc>
+        <w:tc>
+          <w:tcPr>
+            <w:tcW w:w="0" w:type="auto"/>
+            <w:tcBorders>
+              <w:top w:val="single" w:sz="4" w:space="0" w:color="000000"/>
+              <w:left w:val="single" w:sz="4" w:space="0" w:color="000000"/>
+              <w:bottom w:val="single" w:sz="4" w:space="0" w:color="000000"/>
+              <w:right w:val="single" w:sz="4" w:space="0" w:color="000000"/>
+            </w:tcBorders>
+            <w:tcMar>
+              <w:top w:w="0" w:type="dxa"/>
+              <w:left w:w="115" w:type="dxa"/>
+              <w:bottom w:w="0" w:type="dxa"/>
+              <w:right w:w="115" w:type="dxa"/>
+            </w:tcMar>
+            <w:hideMark/>
+          </w:tcPr>
+          <w:p>
+            <w:pPr>
+              <w:spacing w:line="240" w:lineRule="auto"/>
+              <w:rPr>
+                <w:rFonts w:ascii="Times New Roman" w:eastAsia="Times New Roman" w:hAnsi="Times New Roman" w:cs="Times New Roman"/>
+                <w:sz w:val="24"/>
+                <w:szCs w:val="24"/>
+                <w:lang w:val="hu-HU"/>
+              </w:rPr>
+            </w:pPr>
+            <w:r>
+              <w:rPr>
+                <w:rFonts w:ascii="Times New Roman" w:eastAsia="Times New Roman" w:hAnsi="Times New Roman" w:cs="Times New Roman"/>
+                <w:b/>
+                <w:bCs/>
+                <w:color w:val="000000"/>
+                <w:sz w:val="24"/>
+                <w:szCs w:val="24"/>
+                <w:lang w:val="hu-HU"/>
+              </w:rPr>
+              <w:t>Feladat</w:t>
+            </w:r>
+          </w:p>
+        </w:tc>
+      </w:tr>
+      <w:tr>
+        <w:tc>
+          <w:tcPr>
+            <w:tcW w:w="0" w:type="auto"/>
+            <w:tcBorders>
+              <w:top w:val="single" w:sz="4" w:space="0" w:color="000000"/>
+              <w:left w:val="single" w:sz="4" w:space="0" w:color="000000"/>
+              <w:bottom w:val="single" w:sz="4" w:space="0" w:color="000000"/>
+              <w:right w:val="single" w:sz="4" w:space="0" w:color="000000"/>
+            </w:tcBorders>
+            <w:tcMar>
+              <w:top w:w="0" w:type="dxa"/>
+              <w:left w:w="115" w:type="dxa"/>
+              <w:bottom w:w="0" w:type="dxa"/>
+              <w:right w:w="115" w:type="dxa"/>
+            </w:tcMar>
+            <w:hideMark/>
+          </w:tcPr>
+          <w:p>
+            <w:pPr>
+              <w:spacing w:line="240" w:lineRule="auto"/>
+              <w:rPr>
+                <w:rFonts w:ascii="Times New Roman" w:eastAsia="Times New Roman" w:hAnsi="Times New Roman" w:cs="Times New Roman"/>
+                <w:sz w:val="24"/>
+                <w:szCs w:val="24"/>
+                <w:lang w:val="hu-HU"/>
+              </w:rPr>
+            </w:pPr>
+            <w:r>
+              <w:rPr>
+                <w:rFonts w:ascii="Times New Roman" w:eastAsia="Times New Roman" w:hAnsi="Times New Roman" w:cs="Times New Roman"/>
+                <w:b/>
+                <w:bCs/>
+                <w:color w:val="000000"/>
+                <w:sz w:val="24"/>
+                <w:szCs w:val="24"/>
+                <w:lang w:val="hu-HU"/>
+              </w:rPr>
+              <w:t>Süle Árpád</w:t>
+            </w:r>
+          </w:p>
+        </w:tc>
+        <w:tc>
+          <w:tcPr>
+            <w:tcW w:w="0" w:type="auto"/>
+            <w:tcBorders>
+              <w:top w:val="single" w:sz="4" w:space="0" w:color="000000"/>
+              <w:left w:val="single" w:sz="4" w:space="0" w:color="000000"/>
+              <w:bottom w:val="single" w:sz="4" w:space="0" w:color="000000"/>
+              <w:right w:val="single" w:sz="4" w:space="0" w:color="000000"/>
+            </w:tcBorders>
+            <w:tcMar>
+              <w:top w:w="0" w:type="dxa"/>
+              <w:left w:w="115" w:type="dxa"/>
+              <w:bottom w:w="0" w:type="dxa"/>
+              <w:right w:w="115" w:type="dxa"/>
+            </w:tcMar>
+            <w:hideMark/>
+          </w:tcPr>
+          <w:p>
+            <w:pPr>
+              <w:spacing w:line="240" w:lineRule="auto"/>
+              <w:rPr>
+                <w:rFonts w:ascii="Times New Roman" w:eastAsia="Times New Roman" w:hAnsi="Times New Roman" w:cs="Times New Roman"/>
+                <w:sz w:val="24"/>
+                <w:szCs w:val="24"/>
+                <w:lang w:val="hu-HU"/>
+              </w:rPr>
+            </w:pPr>
+            <w:r>
+              <w:rPr>
+                <w:rFonts w:ascii="Times New Roman" w:eastAsia="Times New Roman" w:hAnsi="Times New Roman" w:cs="Times New Roman"/>
+                <w:color w:val="000000"/>
+                <w:sz w:val="24"/>
+                <w:szCs w:val="24"/>
+                <w:lang w:val="hu-HU"/>
+              </w:rPr>
+              <w:t>EK-modell elkészítése, bejelentkező oldal javítása</w:t>
+            </w:r>
+          </w:p>
+        </w:tc>
+      </w:tr>
+      <w:tr>
+        <w:tc>
+          <w:tcPr>
+            <w:tcW w:w="0" w:type="auto"/>
+            <w:tcBorders>
+              <w:top w:val="single" w:sz="4" w:space="0" w:color="000000"/>
+              <w:left w:val="single" w:sz="4" w:space="0" w:color="000000"/>
+              <w:bottom w:val="single" w:sz="4" w:space="0" w:color="000000"/>
+              <w:right w:val="single" w:sz="4" w:space="0" w:color="000000"/>
+            </w:tcBorders>
+            <w:tcMar>
+              <w:top w:w="0" w:type="dxa"/>
+              <w:left w:w="115" w:type="dxa"/>
+              <w:bottom w:w="0" w:type="dxa"/>
+              <w:right w:w="115" w:type="dxa"/>
+            </w:tcMar>
+            <w:hideMark/>
+          </w:tcPr>
+          <w:p>
+            <w:pPr>
+              <w:spacing w:line="240" w:lineRule="auto"/>
+              <w:rPr>
+                <w:rFonts w:ascii="Times New Roman" w:eastAsia="Times New Roman" w:hAnsi="Times New Roman" w:cs="Times New Roman"/>
+                <w:sz w:val="24"/>
+                <w:szCs w:val="24"/>
+                <w:lang w:val="hu-HU"/>
+              </w:rPr>
+            </w:pPr>
+            <w:r>
+              <w:rPr>
+                <w:rFonts w:ascii="Times New Roman" w:eastAsia="Times New Roman" w:hAnsi="Times New Roman" w:cs="Times New Roman"/>
+                <w:b/>
+                <w:bCs/>
+                <w:color w:val="000000"/>
+                <w:sz w:val="24"/>
+                <w:szCs w:val="24"/>
+                <w:lang w:val="hu-HU"/>
+              </w:rPr>
+              <w:t>Keresztúri-Tóth Eszter</w:t>
+            </w:r>
+          </w:p>
+        </w:tc>
+        <w:tc>
+          <w:tcPr>
+            <w:tcW w:w="0" w:type="auto"/>
+            <w:tcBorders>
+              <w:top w:val="single" w:sz="4" w:space="0" w:color="000000"/>
+              <w:left w:val="single" w:sz="4" w:space="0" w:color="000000"/>
+              <w:bottom w:val="single" w:sz="4" w:space="0" w:color="000000"/>
+              <w:right w:val="single" w:sz="4" w:space="0" w:color="000000"/>
+            </w:tcBorders>
+            <w:tcMar>
+              <w:top w:w="0" w:type="dxa"/>
+              <w:left w:w="115" w:type="dxa"/>
+              <w:bottom w:w="0" w:type="dxa"/>
+              <w:right w:w="115" w:type="dxa"/>
+            </w:tcMar>
+            <w:hideMark/>
+          </w:tcPr>
+          <w:p>
+            <w:pPr>
+              <w:spacing w:line="240" w:lineRule="auto"/>
+              <w:rPr>
+                <w:rFonts w:ascii="Times New Roman" w:eastAsia="Times New Roman" w:hAnsi="Times New Roman" w:cs="Times New Roman"/>
+                <w:sz w:val="24"/>
+                <w:szCs w:val="24"/>
+                <w:lang w:val="hu-HU"/>
+              </w:rPr>
+            </w:pPr>
+            <w:r>
+              <w:rPr>
+                <w:rFonts w:ascii="Times New Roman" w:eastAsia="Times New Roman" w:hAnsi="Times New Roman" w:cs="Times New Roman"/>
+                <w:color w:val="000000"/>
+                <w:sz w:val="24"/>
+                <w:szCs w:val="24"/>
+                <w:lang w:val="hu-HU"/>
+              </w:rPr>
+              <w:t>-</w:t>
+            </w:r>
+          </w:p>
+        </w:tc>
+      </w:tr>
+    </w:tbl>
+    <w:p>
+      <w:pPr>
+        <w:spacing w:after="0" w:line="240" w:lineRule="auto"/>
+        <w:rPr>
+          <w:rFonts w:ascii="Times New Roman" w:eastAsia="Times New Roman" w:hAnsi="Times New Roman" w:cs="Times New Roman"/>
+          <w:sz w:val="24"/>
+          <w:szCs w:val="24"/>
+          <w:lang w:val="hu-HU"/>
+        </w:rPr>
+      </w:pPr>
+    </w:p>
+    <w:p>
+      <w:pPr>
+        <w:spacing w:line="240" w:lineRule="auto"/>
+        <w:rPr>
+          <w:rFonts w:ascii="Times New Roman" w:eastAsia="Times New Roman" w:hAnsi="Times New Roman" w:cs="Times New Roman"/>
+          <w:sz w:val="24"/>
+          <w:szCs w:val="24"/>
+          <w:lang w:val="hu-HU"/>
+        </w:rPr>
+      </w:pPr>
+      <w:r>
+        <w:rPr>
+          <w:rFonts w:ascii="Times New Roman" w:eastAsia="Times New Roman" w:hAnsi="Times New Roman" w:cs="Times New Roman"/>
+          <w:b/>
+          <w:bCs/>
+          <w:color w:val="000000"/>
+          <w:sz w:val="36"/>
+          <w:szCs w:val="36"/>
+          <w:lang w:val="hu-HU"/>
+        </w:rPr>
+        <w:t>04.20</w:t>
+      </w:r>
+    </w:p>
+    <w:tbl>
+      <w:tblPr>
+        <w:tblW w:w="0" w:type="auto"/>
+        <w:tblCellMar>
+          <w:top w:w="15" w:type="dxa"/>
+          <w:left w:w="15" w:type="dxa"/>
+          <w:bottom w:w="15" w:type="dxa"/>
+          <w:right w:w="15" w:type="dxa"/>
+        </w:tblCellMar>
+        <w:tblLook w:val="04A0" w:firstRow="1" w:lastRow="0" w:firstColumn="1" w:lastColumn="0" w:noHBand="0" w:noVBand="1"/>
+      </w:tblPr>
+      <w:tblGrid>
+        <w:gridCol w:w="2610"/>
+        <w:gridCol w:w="5315"/>
+      </w:tblGrid>
+      <w:tr>
+        <w:tc>
+          <w:tcPr>
+            <w:tcW w:w="0" w:type="auto"/>
+            <w:tcBorders>
+              <w:top w:val="single" w:sz="4" w:space="0" w:color="000000"/>
+              <w:left w:val="single" w:sz="4" w:space="0" w:color="000000"/>
+              <w:bottom w:val="single" w:sz="4" w:space="0" w:color="000000"/>
+              <w:right w:val="single" w:sz="4" w:space="0" w:color="000000"/>
+            </w:tcBorders>
+            <w:tcMar>
+              <w:top w:w="0" w:type="dxa"/>
+              <w:left w:w="115" w:type="dxa"/>
+              <w:bottom w:w="0" w:type="dxa"/>
+              <w:right w:w="115" w:type="dxa"/>
+            </w:tcMar>
+            <w:hideMark/>
+          </w:tcPr>
+          <w:p>
+            <w:pPr>
+              <w:spacing w:line="240" w:lineRule="auto"/>
+              <w:rPr>
+                <w:rFonts w:ascii="Times New Roman" w:eastAsia="Times New Roman" w:hAnsi="Times New Roman" w:cs="Times New Roman"/>
+                <w:sz w:val="24"/>
+                <w:szCs w:val="24"/>
+                <w:lang w:val="hu-HU"/>
+              </w:rPr>
+            </w:pPr>
+            <w:r>
+              <w:rPr>
+                <w:rFonts w:ascii="Times New Roman" w:eastAsia="Times New Roman" w:hAnsi="Times New Roman" w:cs="Times New Roman"/>
+                <w:b/>
+                <w:bCs/>
+                <w:color w:val="000000"/>
+                <w:sz w:val="24"/>
+                <w:szCs w:val="24"/>
+                <w:lang w:val="hu-HU"/>
+              </w:rPr>
+              <w:t>Név</w:t>
+            </w:r>
+          </w:p>
+        </w:tc>
+        <w:tc>
+          <w:tcPr>
+            <w:tcW w:w="0" w:type="auto"/>
+            <w:tcBorders>
+              <w:top w:val="single" w:sz="4" w:space="0" w:color="000000"/>
+              <w:left w:val="single" w:sz="4" w:space="0" w:color="000000"/>
+              <w:bottom w:val="single" w:sz="4" w:space="0" w:color="000000"/>
+              <w:right w:val="single" w:sz="4" w:space="0" w:color="000000"/>
+            </w:tcBorders>
+            <w:tcMar>
+              <w:top w:w="0" w:type="dxa"/>
+              <w:left w:w="115" w:type="dxa"/>
+              <w:bottom w:w="0" w:type="dxa"/>
+              <w:right w:w="115" w:type="dxa"/>
+            </w:tcMar>
+            <w:hideMark/>
+          </w:tcPr>
+          <w:p>
+            <w:pPr>
+              <w:spacing w:line="240" w:lineRule="auto"/>
+              <w:rPr>
+                <w:rFonts w:ascii="Times New Roman" w:eastAsia="Times New Roman" w:hAnsi="Times New Roman" w:cs="Times New Roman"/>
+                <w:sz w:val="24"/>
+                <w:szCs w:val="24"/>
+                <w:lang w:val="hu-HU"/>
+              </w:rPr>
+            </w:pPr>
+            <w:r>
+              <w:rPr>
+                <w:rFonts w:ascii="Times New Roman" w:eastAsia="Times New Roman" w:hAnsi="Times New Roman" w:cs="Times New Roman"/>
+                <w:b/>
+                <w:bCs/>
+                <w:color w:val="000000"/>
+                <w:sz w:val="24"/>
+                <w:szCs w:val="24"/>
+                <w:lang w:val="hu-HU"/>
+              </w:rPr>
+              <w:t>Feladat</w:t>
+            </w:r>
+          </w:p>
+        </w:tc>
+      </w:tr>
+      <w:tr>
+        <w:tc>
+          <w:tcPr>
+            <w:tcW w:w="0" w:type="auto"/>
+            <w:tcBorders>
+              <w:top w:val="single" w:sz="4" w:space="0" w:color="000000"/>
+              <w:left w:val="single" w:sz="4" w:space="0" w:color="000000"/>
+              <w:bottom w:val="single" w:sz="4" w:space="0" w:color="000000"/>
+              <w:right w:val="single" w:sz="4" w:space="0" w:color="000000"/>
+            </w:tcBorders>
+            <w:tcMar>
+              <w:top w:w="0" w:type="dxa"/>
+              <w:left w:w="115" w:type="dxa"/>
+              <w:bottom w:w="0" w:type="dxa"/>
+              <w:right w:w="115" w:type="dxa"/>
+            </w:tcMar>
+            <w:hideMark/>
+          </w:tcPr>
+          <w:p>
+            <w:pPr>
+              <w:spacing w:line="240" w:lineRule="auto"/>
+              <w:rPr>
+                <w:rFonts w:ascii="Times New Roman" w:eastAsia="Times New Roman" w:hAnsi="Times New Roman" w:cs="Times New Roman"/>
+                <w:sz w:val="24"/>
+                <w:szCs w:val="24"/>
+                <w:lang w:val="hu-HU"/>
+              </w:rPr>
+            </w:pPr>
+            <w:r>
+              <w:rPr>
+                <w:rFonts w:ascii="Times New Roman" w:eastAsia="Times New Roman" w:hAnsi="Times New Roman" w:cs="Times New Roman"/>
+                <w:b/>
+                <w:bCs/>
+                <w:color w:val="000000"/>
+                <w:sz w:val="24"/>
+                <w:szCs w:val="24"/>
+                <w:lang w:val="hu-HU"/>
+              </w:rPr>
+              <w:t>Süle Árpád</w:t>
+            </w:r>
+          </w:p>
+        </w:tc>
+        <w:tc>
+          <w:tcPr>
+            <w:tcW w:w="0" w:type="auto"/>
+            <w:tcBorders>
+              <w:top w:val="single" w:sz="4" w:space="0" w:color="000000"/>
+              <w:left w:val="single" w:sz="4" w:space="0" w:color="000000"/>
+              <w:bottom w:val="single" w:sz="4" w:space="0" w:color="000000"/>
+              <w:right w:val="single" w:sz="4" w:space="0" w:color="000000"/>
+            </w:tcBorders>
+            <w:tcMar>
+              <w:top w:w="0" w:type="dxa"/>
+              <w:left w:w="115" w:type="dxa"/>
+              <w:bottom w:w="0" w:type="dxa"/>
+              <w:right w:w="115" w:type="dxa"/>
+            </w:tcMar>
+            <w:hideMark/>
+          </w:tcPr>
+          <w:p>
+            <w:pPr>
+              <w:spacing w:line="240" w:lineRule="auto"/>
+              <w:rPr>
+                <w:rFonts w:ascii="Times New Roman" w:eastAsia="Times New Roman" w:hAnsi="Times New Roman" w:cs="Times New Roman"/>
+                <w:sz w:val="24"/>
+                <w:szCs w:val="24"/>
+                <w:lang w:val="hu-HU"/>
+              </w:rPr>
+            </w:pPr>
+            <w:proofErr w:type="spellStart"/>
+            <w:r>
+              <w:rPr>
+                <w:rFonts w:ascii="Times New Roman" w:eastAsia="Times New Roman" w:hAnsi="Times New Roman" w:cs="Times New Roman"/>
+                <w:sz w:val="24"/>
+                <w:szCs w:val="24"/>
+                <w:lang w:val="hu-HU"/>
+              </w:rPr>
+              <w:t>Navbar</w:t>
+            </w:r>
+            <w:proofErr w:type="spellEnd"/>
+            <w:r>
+              <w:rPr>
+                <w:rFonts w:ascii="Times New Roman" w:eastAsia="Times New Roman" w:hAnsi="Times New Roman" w:cs="Times New Roman"/>
+                <w:sz w:val="24"/>
+                <w:szCs w:val="24"/>
+                <w:lang w:val="hu-HU"/>
+              </w:rPr>
+              <w:t xml:space="preserve"> </w:t>
+            </w:r>
+            <w:proofErr w:type="spellStart"/>
+            <w:r>
+              <w:rPr>
+                <w:rFonts w:ascii="Times New Roman" w:eastAsia="Times New Roman" w:hAnsi="Times New Roman" w:cs="Times New Roman"/>
+                <w:sz w:val="24"/>
+                <w:szCs w:val="24"/>
+                <w:lang w:val="hu-HU"/>
+              </w:rPr>
+              <w:t>displayname</w:t>
+            </w:r>
+            <w:proofErr w:type="spellEnd"/>
+            <w:r>
+              <w:rPr>
+                <w:rFonts w:ascii="Times New Roman" w:eastAsia="Times New Roman" w:hAnsi="Times New Roman" w:cs="Times New Roman"/>
+                <w:sz w:val="24"/>
+                <w:szCs w:val="24"/>
+                <w:lang w:val="hu-HU"/>
+              </w:rPr>
+              <w:t xml:space="preserve"> javítása, </w:t>
+            </w:r>
+          </w:p>
+          <w:p>
+            <w:pPr>
+              <w:spacing w:line="240" w:lineRule="auto"/>
+              <w:rPr>
+                <w:rFonts w:ascii="Times New Roman" w:eastAsia="Times New Roman" w:hAnsi="Times New Roman" w:cs="Times New Roman"/>
+                <w:sz w:val="24"/>
+                <w:szCs w:val="24"/>
+                <w:lang w:val="hu-HU"/>
+              </w:rPr>
+            </w:pPr>
+            <w:proofErr w:type="spellStart"/>
+            <w:r>
+              <w:rPr>
+                <w:rFonts w:ascii="Times New Roman" w:eastAsia="Times New Roman" w:hAnsi="Times New Roman" w:cs="Times New Roman"/>
+                <w:sz w:val="24"/>
+                <w:szCs w:val="24"/>
+                <w:lang w:val="hu-HU"/>
+              </w:rPr>
+              <w:t>event</w:t>
+            </w:r>
+            <w:proofErr w:type="spellEnd"/>
+            <w:r>
+              <w:rPr>
+                <w:rFonts w:ascii="Times New Roman" w:eastAsia="Times New Roman" w:hAnsi="Times New Roman" w:cs="Times New Roman"/>
+                <w:sz w:val="24"/>
+                <w:szCs w:val="24"/>
+                <w:lang w:val="hu-HU"/>
+              </w:rPr>
+              <w:t xml:space="preserve"> tábla létrehozása és összekötése a </w:t>
+            </w:r>
+            <w:proofErr w:type="spellStart"/>
+            <w:r>
+              <w:rPr>
+                <w:rFonts w:ascii="Times New Roman" w:eastAsia="Times New Roman" w:hAnsi="Times New Roman" w:cs="Times New Roman"/>
+                <w:sz w:val="24"/>
+                <w:szCs w:val="24"/>
+                <w:lang w:val="hu-HU"/>
+              </w:rPr>
+              <w:t>user</w:t>
+            </w:r>
+            <w:proofErr w:type="spellEnd"/>
+            <w:r>
+              <w:rPr>
+                <w:rFonts w:ascii="Times New Roman" w:eastAsia="Times New Roman" w:hAnsi="Times New Roman" w:cs="Times New Roman"/>
+                <w:sz w:val="24"/>
+                <w:szCs w:val="24"/>
+                <w:lang w:val="hu-HU"/>
+              </w:rPr>
+              <w:t xml:space="preserve"> táblával</w:t>
+            </w:r>
+          </w:p>
+        </w:tc>
+      </w:tr>
+      <w:tr>
+        <w:tc>
+          <w:tcPr>
+            <w:tcW w:w="0" w:type="auto"/>
+            <w:tcBorders>
+              <w:top w:val="single" w:sz="4" w:space="0" w:color="000000"/>
+              <w:left w:val="single" w:sz="4" w:space="0" w:color="000000"/>
+              <w:bottom w:val="single" w:sz="4" w:space="0" w:color="000000"/>
+              <w:right w:val="single" w:sz="4" w:space="0" w:color="000000"/>
+            </w:tcBorders>
+            <w:tcMar>
+              <w:top w:w="0" w:type="dxa"/>
+              <w:left w:w="115" w:type="dxa"/>
+              <w:bottom w:w="0" w:type="dxa"/>
+              <w:right w:w="115" w:type="dxa"/>
+            </w:tcMar>
+            <w:hideMark/>
+          </w:tcPr>
+          <w:p>
+            <w:pPr>
+              <w:spacing w:line="240" w:lineRule="auto"/>
+              <w:rPr>
+                <w:rFonts w:ascii="Times New Roman" w:eastAsia="Times New Roman" w:hAnsi="Times New Roman" w:cs="Times New Roman"/>
+                <w:sz w:val="24"/>
+                <w:szCs w:val="24"/>
+                <w:lang w:val="hu-HU"/>
+              </w:rPr>
+            </w:pPr>
+            <w:r>
+              <w:rPr>
+                <w:rFonts w:ascii="Times New Roman" w:eastAsia="Times New Roman" w:hAnsi="Times New Roman" w:cs="Times New Roman"/>
+                <w:b/>
+                <w:bCs/>
+                <w:color w:val="000000"/>
+                <w:sz w:val="24"/>
+                <w:szCs w:val="24"/>
+                <w:lang w:val="hu-HU"/>
+              </w:rPr>
+              <w:t>Keresztúri-Tóth Eszter</w:t>
+            </w:r>
+          </w:p>
+        </w:tc>
+        <w:tc>
+          <w:tcPr>
+            <w:tcW w:w="0" w:type="auto"/>
+            <w:tcBorders>
+              <w:top w:val="single" w:sz="4" w:space="0" w:color="000000"/>
+              <w:left w:val="single" w:sz="4" w:space="0" w:color="000000"/>
+              <w:bottom w:val="single" w:sz="4" w:space="0" w:color="000000"/>
+              <w:right w:val="single" w:sz="4" w:space="0" w:color="000000"/>
+            </w:tcBorders>
+            <w:tcMar>
+              <w:top w:w="0" w:type="dxa"/>
+              <w:left w:w="115" w:type="dxa"/>
+              <w:bottom w:w="0" w:type="dxa"/>
+              <w:right w:w="115" w:type="dxa"/>
+            </w:tcMar>
+            <w:hideMark/>
+          </w:tcPr>
+          <w:p>
+            <w:pPr>
+              <w:spacing w:line="240" w:lineRule="auto"/>
+              <w:rPr>
+                <w:rFonts w:ascii="Times New Roman" w:eastAsia="Times New Roman" w:hAnsi="Times New Roman" w:cs="Times New Roman"/>
+                <w:sz w:val="24"/>
+                <w:szCs w:val="24"/>
+                <w:lang w:val="hu-HU"/>
+              </w:rPr>
+            </w:pPr>
+            <w:r>
+              <w:rPr>
+                <w:rFonts w:ascii="Times New Roman" w:eastAsia="Times New Roman" w:hAnsi="Times New Roman" w:cs="Times New Roman"/>
+                <w:color w:val="000000"/>
+                <w:sz w:val="24"/>
+                <w:szCs w:val="24"/>
+                <w:lang w:val="hu-HU"/>
+              </w:rPr>
+              <w:t>-</w:t>
+            </w:r>
+          </w:p>
+        </w:tc>
+      </w:tr>
+    </w:tbl>
+    <w:p>
+      <w:pPr>
+        <w:spacing w:after="0" w:line="240" w:lineRule="auto"/>
+        <w:rPr>
+          <w:rFonts w:ascii="Times New Roman" w:eastAsia="Times New Roman" w:hAnsi="Times New Roman" w:cs="Times New Roman"/>
+          <w:sz w:val="24"/>
+          <w:szCs w:val="24"/>
+          <w:lang w:val="hu-HU"/>
+        </w:rPr>
+      </w:pPr>
+    </w:p>
+    <w:p>
+      <w:pPr>
+        <w:spacing w:after="0" w:line="240" w:lineRule="auto"/>
+        <w:rPr>
+          <w:rFonts w:ascii="Times New Roman" w:eastAsia="Times New Roman" w:hAnsi="Times New Roman" w:cs="Times New Roman"/>
+          <w:sz w:val="24"/>
+          <w:szCs w:val="24"/>
+          <w:lang w:val="hu-HU"/>
+        </w:rPr>
+      </w:pPr>
+    </w:p>
+    <w:p>
+      <w:pPr>
+        <w:spacing w:line="240" w:lineRule="auto"/>
+        <w:rPr>
+          <w:rFonts w:ascii="Times New Roman" w:eastAsia="Times New Roman" w:hAnsi="Times New Roman" w:cs="Times New Roman"/>
+          <w:b/>
+          <w:bCs/>
+          <w:color w:val="000000"/>
+          <w:sz w:val="36"/>
+          <w:szCs w:val="36"/>
+          <w:lang w:val="hu-HU"/>
+        </w:rPr>
+      </w:pPr>
+    </w:p>
+    <w:p>
+      <w:pPr>
+        <w:spacing w:line="240" w:lineRule="auto"/>
+        <w:rPr>
+          <w:rFonts w:ascii="Times New Roman" w:eastAsia="Times New Roman" w:hAnsi="Times New Roman" w:cs="Times New Roman"/>
+          <w:b/>
+          <w:bCs/>
+          <w:color w:val="000000"/>
+          <w:sz w:val="36"/>
+          <w:szCs w:val="36"/>
+          <w:lang w:val="hu-HU"/>
+        </w:rPr>
+      </w:pPr>
+    </w:p>
+    <w:p>
+      <w:pPr>
+        <w:spacing w:line="240" w:lineRule="auto"/>
+        <w:rPr>
+          <w:rFonts w:ascii="Times New Roman" w:eastAsia="Times New Roman" w:hAnsi="Times New Roman" w:cs="Times New Roman"/>
+          <w:b/>
+          <w:bCs/>
+          <w:color w:val="000000"/>
+          <w:sz w:val="36"/>
+          <w:szCs w:val="36"/>
+          <w:lang w:val="hu-HU"/>
+        </w:rPr>
+      </w:pPr>
+    </w:p>
+    <w:p>
+      <w:pPr>
+        <w:spacing w:line="240" w:lineRule="auto"/>
+        <w:rPr>
+          <w:rFonts w:ascii="Times New Roman" w:eastAsia="Times New Roman" w:hAnsi="Times New Roman" w:cs="Times New Roman"/>
+          <w:b/>
+          <w:bCs/>
+          <w:color w:val="000000"/>
+          <w:sz w:val="36"/>
+          <w:szCs w:val="36"/>
+          <w:lang w:val="hu-HU"/>
+        </w:rPr>
+      </w:pPr>
+    </w:p>
+    <w:p>
+      <w:pPr>
+        <w:spacing w:line="240" w:lineRule="auto"/>
+        <w:rPr>
+          <w:rFonts w:ascii="Times New Roman" w:eastAsia="Times New Roman" w:hAnsi="Times New Roman" w:cs="Times New Roman"/>
+          <w:b/>
+          <w:bCs/>
+          <w:color w:val="000000"/>
+          <w:sz w:val="36"/>
+          <w:szCs w:val="36"/>
+          <w:lang w:val="hu-HU"/>
+        </w:rPr>
+      </w:pPr>
+    </w:p>
+    <w:p>
+      <w:pPr>
+        <w:spacing w:line="240" w:lineRule="auto"/>
+        <w:rPr>
+          <w:rFonts w:ascii="Times New Roman" w:eastAsia="Times New Roman" w:hAnsi="Times New Roman" w:cs="Times New Roman"/>
+          <w:b/>
+          <w:bCs/>
+          <w:color w:val="000000"/>
+          <w:sz w:val="36"/>
+          <w:szCs w:val="36"/>
+          <w:lang w:val="hu-HU"/>
+        </w:rPr>
+      </w:pPr>
+    </w:p>
+    <w:p>
+      <w:pPr>
+        <w:spacing w:line="240" w:lineRule="auto"/>
+        <w:rPr>
+          <w:rFonts w:ascii="Times New Roman" w:eastAsia="Times New Roman" w:hAnsi="Times New Roman" w:cs="Times New Roman"/>
+          <w:b/>
+          <w:bCs/>
+          <w:color w:val="000000"/>
+          <w:sz w:val="36"/>
+          <w:szCs w:val="36"/>
+          <w:lang w:val="hu-HU"/>
+        </w:rPr>
+      </w:pPr>
+    </w:p>
+    <w:p>
+      <w:pPr>
+        <w:spacing w:line="240" w:lineRule="auto"/>
+        <w:rPr>
+          <w:rFonts w:ascii="Times New Roman" w:eastAsia="Times New Roman" w:hAnsi="Times New Roman" w:cs="Times New Roman"/>
+          <w:b/>
+          <w:bCs/>
+          <w:color w:val="000000"/>
+          <w:sz w:val="36"/>
+          <w:szCs w:val="36"/>
+          <w:lang w:val="hu-HU"/>
+        </w:rPr>
+      </w:pPr>
+    </w:p>
+    <w:p>
+      <w:pPr>
+        <w:spacing w:line="240" w:lineRule="auto"/>
+        <w:rPr>
+          <w:rFonts w:ascii="Times New Roman" w:eastAsia="Times New Roman" w:hAnsi="Times New Roman" w:cs="Times New Roman"/>
+          <w:b/>
+          <w:bCs/>
+          <w:color w:val="000000"/>
+          <w:sz w:val="36"/>
+          <w:szCs w:val="36"/>
+          <w:lang w:val="hu-HU"/>
+        </w:rPr>
+      </w:pPr>
+    </w:p>
+    <w:p>
+      <w:pPr>
+        <w:spacing w:line="240" w:lineRule="auto"/>
+        <w:rPr>
+          <w:rFonts w:ascii="Times New Roman" w:eastAsia="Times New Roman" w:hAnsi="Times New Roman" w:cs="Times New Roman"/>
+          <w:b/>
+          <w:bCs/>
+          <w:color w:val="000000"/>
+          <w:sz w:val="36"/>
+          <w:szCs w:val="36"/>
+          <w:lang w:val="hu-HU"/>
+        </w:rPr>
+      </w:pPr>
+    </w:p>
+    <w:p>
+      <w:pPr>
+        <w:spacing w:line="240" w:lineRule="auto"/>
+        <w:rPr>
+          <w:rFonts w:ascii="Times New Roman" w:eastAsia="Times New Roman" w:hAnsi="Times New Roman" w:cs="Times New Roman"/>
+          <w:b/>
+          <w:bCs/>
+          <w:color w:val="000000"/>
+          <w:sz w:val="36"/>
+          <w:szCs w:val="36"/>
+          <w:lang w:val="hu-HU"/>
+        </w:rPr>
+      </w:pPr>
+      <w:r>
+        <w:rPr>
+          <w:rFonts w:ascii="Times New Roman" w:eastAsia="Times New Roman" w:hAnsi="Times New Roman" w:cs="Times New Roman"/>
+          <w:b/>
+          <w:bCs/>
+          <w:color w:val="000000"/>
+          <w:sz w:val="36"/>
+          <w:szCs w:val="36"/>
+          <w:lang w:val="hu-HU"/>
+        </w:rPr>
+        <w:lastRenderedPageBreak/>
+        <w:t>EK-Modell</w:t>
+      </w:r>
+    </w:p>
+    <w:p>
+      <w:pPr>
+        <w:spacing w:line="240" w:lineRule="auto"/>
+        <w:rPr>
+          <w:rFonts w:ascii="Times New Roman" w:eastAsia="Times New Roman" w:hAnsi="Times New Roman" w:cs="Times New Roman"/>
+          <w:sz w:val="24"/>
+          <w:szCs w:val="24"/>
+          <w:lang w:val="hu-HU"/>
+        </w:rPr>
+      </w:pPr>
+    </w:p>
+    <w:p>
+      <w:pPr>
+        <w:spacing w:line="240" w:lineRule="auto"/>
+        <w:rPr>
+          <w:rFonts w:ascii="Times New Roman" w:eastAsia="Times New Roman" w:hAnsi="Times New Roman" w:cs="Times New Roman"/>
+          <w:sz w:val="24"/>
+          <w:szCs w:val="24"/>
+          <w:lang w:val="hu-HU"/>
+        </w:rPr>
+      </w:pPr>
+      <w:r>
+        <w:rPr>
+          <w:rFonts w:ascii="Times New Roman" w:eastAsia="Times New Roman" w:hAnsi="Times New Roman" w:cs="Times New Roman"/>
+          <w:b/>
+          <w:bCs/>
+          <w:noProof/>
+          <w:sz w:val="36"/>
+          <w:szCs w:val="36"/>
+        </w:rPr>
+        <w:drawing>
+          <wp:inline distT="0" distB="0" distL="0" distR="0" wp14:anchorId="33D1AB36" wp14:editId="00E55BCF">
+            <wp:extent cx="3971925" cy="4419600"/>
+            <wp:effectExtent l="0" t="0" r="9525" b="0"/>
+            <wp:docPr id="1" name="Kép 1"/>
+            <wp:cNvGraphicFramePr>
+              <a:graphicFrameLocks xmlns:a="http://schemas.openxmlformats.org/drawingml/2006/main" noChangeAspect="1"/>
+            </wp:cNvGraphicFramePr>
+            <a:graphic xmlns:a="http://schemas.openxmlformats.org/drawingml/2006/main">
+              <a:graphicData uri="http://schemas.openxmlformats.org/drawingml/2006/picture">
+                <pic:pic xmlns:pic="http://schemas.openxmlformats.org/drawingml/2006/picture">
+                  <pic:nvPicPr>
+                    <pic:cNvPr id="0" name="Picture 1"/>
+                    <pic:cNvPicPr>
+                      <a:picLocks noChangeAspect="1" noChangeArrowheads="1"/>
+                    </pic:cNvPicPr>
+                  </pic:nvPicPr>
+                  <pic:blipFill>
+                    <a:blip r:embed="rId6">
+                      <a:extLst>
+                        <a:ext uri="{28A0092B-C50C-407E-A947-70E740481C1C}">
+                          <a14:useLocalDpi xmlns:a14="http://schemas.microsoft.com/office/drawing/2010/main" val="0"/>
+                        </a:ext>
+                      </a:extLst>
+                    </a:blip>
+                    <a:srcRect/>
+                    <a:stretch>
+                      <a:fillRect/>
+                    </a:stretch>
+                  </pic:blipFill>
+                  <pic:spPr bwMode="auto">
+                    <a:xfrm>
+                      <a:off x="0" y="0"/>
+                      <a:ext cx="3971925" cy="4419600"/>
+                    </a:xfrm>
+                    <a:prstGeom prst="rect">
+                      <a:avLst/>
+                    </a:prstGeom>
+                    <a:noFill/>
+                    <a:ln>
+                      <a:noFill/>
+                    </a:ln>
+                  </pic:spPr>
+                </pic:pic>
+              </a:graphicData>
+            </a:graphic>
+          </wp:inline>
+        </w:drawing>
+      </w:r>
     </w:p>
     <w:sectPr>
       <w:pgSz w:w="11906" w:h="16838"/>
@@ -2807,7 +3692,7 @@
   <w:style w:type="paragraph" w:default="1" w:styleId="Norml">
     <w:name w:val="Normal"/>
     <w:qFormat/>
-    <w:rsid w:val="0034362B"/>
+    <w:rsid w:val="00B629F3"/>
   </w:style>
   <w:style w:type="paragraph" w:styleId="Cmsor1">
     <w:name w:val="heading 1"/>
@@ -3057,6 +3942,23 @@
         <w:right w:w="108" w:type="dxa"/>
       </w:tblCellMar>
     </w:tblPr>
+  </w:style>
+  <w:style w:type="paragraph" w:styleId="NormlWeb">
+    <w:name w:val="Normal (Web)"/>
+    <w:basedOn w:val="Norml"/>
+    <w:uiPriority w:val="99"/>
+    <w:semiHidden/>
+    <w:unhideWhenUsed/>
+    <w:rsid w:val="00B629F3"/>
+    <w:pPr>
+      <w:spacing w:before="100" w:beforeAutospacing="1" w:after="100" w:afterAutospacing="1" w:line="240" w:lineRule="auto"/>
+    </w:pPr>
+    <w:rPr>
+      <w:rFonts w:ascii="Times New Roman" w:eastAsia="Times New Roman" w:hAnsi="Times New Roman" w:cs="Times New Roman"/>
+      <w:sz w:val="24"/>
+      <w:szCs w:val="24"/>
+      <w:lang w:val="hu-HU"/>
+    </w:rPr>
   </w:style>
 </w:styles>
 </file>
@@ -3357,28 +4259,28 @@
 </file>
 
 <file path=customXml/item1.xml><?xml version="1.0" encoding="utf-8"?>
-<b:Sources xmlns:b="http://schemas.openxmlformats.org/officeDocument/2006/bibliography" xmlns="http://schemas.openxmlformats.org/officeDocument/2006/bibliography" SelectedStyle="\APASixthEditionOfficeOnline.xsl" StyleName="APA" Version="6"/>
-</file>
-
-<file path=customXml/item2.xml><?xml version="1.0" encoding="utf-8"?>
 <go:gDocsCustomXmlDataStorage xmlns:go="http://customooxmlschemas.google.com/" xmlns:r="http://schemas.openxmlformats.org/officeDocument/2006/relationships" uri="GoogleDocsCustomDataVersion2">
   <go:docsCustomData xmlns:go="http://customooxmlschemas.google.com/" roundtripDataSignature="AMtx7mirTLTLA8dc6GOnLl6a6Ecl0H7jlw==">CgMxLjA4AHIhMS1VUzdYbnlsN0JzN0oyMFRPNHV0c3dTZDBSWWtBWUZl</go:docsCustomData>
 </go:gDocsCustomXmlDataStorage>
 </file>
 
-<file path=customXml/itemProps1.xml><?xml version="1.0" encoding="utf-8"?>
-<ds:datastoreItem xmlns:ds="http://schemas.openxmlformats.org/officeDocument/2006/customXml" ds:itemID="{109BB6BC-E65B-4A57-B642-97CB7899538E}">
-  <ds:schemaRefs>
-    <ds:schemaRef ds:uri="http://schemas.openxmlformats.org/officeDocument/2006/bibliography"/>
-  </ds:schemaRefs>
-</ds:datastoreItem>
+<file path=customXml/item2.xml><?xml version="1.0" encoding="utf-8"?>
+<b:Sources xmlns:b="http://schemas.openxmlformats.org/officeDocument/2006/bibliography" xmlns="http://schemas.openxmlformats.org/officeDocument/2006/bibliography" SelectedStyle="\APASixthEditionOfficeOnline.xsl" StyleName="APA" Version="6"/>
 </file>
 
-<file path=customXml/itemProps2.xml><?xml version="1.0" encoding="utf-8"?>
+<file path=customXml/itemProps1.xml><?xml version="1.0" encoding="utf-8"?>
 <ds:datastoreItem xmlns:ds="http://schemas.openxmlformats.org/officeDocument/2006/customXml" ds:itemID="{11111111-1234-1234-1234-123412341234}">
   <ds:schemaRefs>
     <ds:schemaRef ds:uri="http://customooxmlschemas.google.com/"/>
     <ds:schemaRef ds:uri="http://schemas.openxmlformats.org/officeDocument/2006/relationships"/>
   </ds:schemaRefs>
 </ds:datastoreItem>
+</file>
+
+<file path=customXml/itemProps2.xml><?xml version="1.0" encoding="utf-8"?>
+<ds:datastoreItem xmlns:ds="http://schemas.openxmlformats.org/officeDocument/2006/customXml" ds:itemID="{109BB6BC-E65B-4A57-B642-97CB7899538E}">
+  <ds:schemaRefs>
+    <ds:schemaRef ds:uri="http://schemas.openxmlformats.org/officeDocument/2006/bibliography"/>
+  </ds:schemaRefs>
+</ds:datastoreItem>
 </file>
--- a/Dokumentáció(Második félév) (1).docx
+++ b/Dokumentáció(Második félév) (1).docx
@@ -2667,7 +2667,19 @@
           <w:szCs w:val="36"/>
           <w:lang w:val="hu-HU"/>
         </w:rPr>
-        <w:t>04.20</w:t>
+        <w:t>04.2</w:t>
+      </w:r>
+      <w:r>
+        <w:rPr>
+          <w:rFonts w:ascii="Times New Roman" w:eastAsia="Times New Roman" w:hAnsi="Times New Roman" w:cs="Times New Roman"/>
+          <w:b/>
+          <w:bCs/>
+          <w:color w:val="000000"/>
+          <w:sz w:val="36"/>
+          <w:szCs w:val="36"/>
+          <w:lang w:val="hu-HU"/>
+        </w:rPr>
+        <w:t>7</w:t>
       </w:r>
     </w:p>
     <w:tbl>
@@ -3056,6 +3068,14 @@
         <w:spacing w:line="240" w:lineRule="auto"/>
         <w:rPr>
           <w:rFonts w:ascii="Times New Roman" w:eastAsia="Times New Roman" w:hAnsi="Times New Roman" w:cs="Times New Roman"/>
+          <w:sz w:val="24"/>
+          <w:szCs w:val="24"/>
+          <w:lang w:val="hu-HU"/>
+        </w:rPr>
+      </w:pPr>
+      <w:r>
+        <w:rPr>
+          <w:rFonts w:ascii="Times New Roman" w:eastAsia="Times New Roman" w:hAnsi="Times New Roman" w:cs="Times New Roman"/>
           <w:b/>
           <w:bCs/>
           <w:color w:val="000000"/>
@@ -3063,8 +3083,284 @@
           <w:szCs w:val="36"/>
           <w:lang w:val="hu-HU"/>
         </w:rPr>
-      </w:pPr>
-    </w:p>
+        <w:t>0</w:t>
+      </w:r>
+      <w:r>
+        <w:rPr>
+          <w:rFonts w:ascii="Times New Roman" w:eastAsia="Times New Roman" w:hAnsi="Times New Roman" w:cs="Times New Roman"/>
+          <w:b/>
+          <w:bCs/>
+          <w:color w:val="000000"/>
+          <w:sz w:val="36"/>
+          <w:szCs w:val="36"/>
+          <w:lang w:val="hu-HU"/>
+        </w:rPr>
+        <w:t>5.04</w:t>
+      </w:r>
+    </w:p>
+    <w:tbl>
+      <w:tblPr>
+        <w:tblW w:w="0" w:type="auto"/>
+        <w:tblCellMar>
+          <w:top w:w="15" w:type="dxa"/>
+          <w:left w:w="15" w:type="dxa"/>
+          <w:bottom w:w="15" w:type="dxa"/>
+          <w:right w:w="15" w:type="dxa"/>
+        </w:tblCellMar>
+        <w:tblLook w:val="04A0" w:firstRow="1" w:lastRow="0" w:firstColumn="1" w:lastColumn="0" w:noHBand="0" w:noVBand="1"/>
+      </w:tblPr>
+      <w:tblGrid>
+        <w:gridCol w:w="2610"/>
+        <w:gridCol w:w="1004"/>
+      </w:tblGrid>
+      <w:tr>
+        <w:tc>
+          <w:tcPr>
+            <w:tcW w:w="0" w:type="auto"/>
+            <w:tcBorders>
+              <w:top w:val="single" w:sz="4" w:space="0" w:color="000000"/>
+              <w:left w:val="single" w:sz="4" w:space="0" w:color="000000"/>
+              <w:bottom w:val="single" w:sz="4" w:space="0" w:color="000000"/>
+              <w:right w:val="single" w:sz="4" w:space="0" w:color="000000"/>
+            </w:tcBorders>
+            <w:tcMar>
+              <w:top w:w="0" w:type="dxa"/>
+              <w:left w:w="115" w:type="dxa"/>
+              <w:bottom w:w="0" w:type="dxa"/>
+              <w:right w:w="115" w:type="dxa"/>
+            </w:tcMar>
+            <w:hideMark/>
+          </w:tcPr>
+          <w:p>
+            <w:pPr>
+              <w:spacing w:line="240" w:lineRule="auto"/>
+              <w:rPr>
+                <w:rFonts w:ascii="Times New Roman" w:eastAsia="Times New Roman" w:hAnsi="Times New Roman" w:cs="Times New Roman"/>
+                <w:sz w:val="24"/>
+                <w:szCs w:val="24"/>
+                <w:lang w:val="hu-HU"/>
+              </w:rPr>
+            </w:pPr>
+            <w:r>
+              <w:rPr>
+                <w:rFonts w:ascii="Times New Roman" w:eastAsia="Times New Roman" w:hAnsi="Times New Roman" w:cs="Times New Roman"/>
+                <w:b/>
+                <w:bCs/>
+                <w:color w:val="000000"/>
+                <w:sz w:val="24"/>
+                <w:szCs w:val="24"/>
+                <w:lang w:val="hu-HU"/>
+              </w:rPr>
+              <w:t>Név</w:t>
+            </w:r>
+          </w:p>
+        </w:tc>
+        <w:tc>
+          <w:tcPr>
+            <w:tcW w:w="0" w:type="auto"/>
+            <w:tcBorders>
+              <w:top w:val="single" w:sz="4" w:space="0" w:color="000000"/>
+              <w:left w:val="single" w:sz="4" w:space="0" w:color="000000"/>
+              <w:bottom w:val="single" w:sz="4" w:space="0" w:color="000000"/>
+              <w:right w:val="single" w:sz="4" w:space="0" w:color="000000"/>
+            </w:tcBorders>
+            <w:tcMar>
+              <w:top w:w="0" w:type="dxa"/>
+              <w:left w:w="115" w:type="dxa"/>
+              <w:bottom w:w="0" w:type="dxa"/>
+              <w:right w:w="115" w:type="dxa"/>
+            </w:tcMar>
+            <w:hideMark/>
+          </w:tcPr>
+          <w:p>
+            <w:pPr>
+              <w:spacing w:line="240" w:lineRule="auto"/>
+              <w:rPr>
+                <w:rFonts w:ascii="Times New Roman" w:eastAsia="Times New Roman" w:hAnsi="Times New Roman" w:cs="Times New Roman"/>
+                <w:sz w:val="24"/>
+                <w:szCs w:val="24"/>
+                <w:lang w:val="hu-HU"/>
+              </w:rPr>
+            </w:pPr>
+            <w:r>
+              <w:rPr>
+                <w:rFonts w:ascii="Times New Roman" w:eastAsia="Times New Roman" w:hAnsi="Times New Roman" w:cs="Times New Roman"/>
+                <w:b/>
+                <w:bCs/>
+                <w:color w:val="000000"/>
+                <w:sz w:val="24"/>
+                <w:szCs w:val="24"/>
+                <w:lang w:val="hu-HU"/>
+              </w:rPr>
+              <w:t>Feladat</w:t>
+            </w:r>
+          </w:p>
+        </w:tc>
+      </w:tr>
+      <w:tr>
+        <w:tc>
+          <w:tcPr>
+            <w:tcW w:w="0" w:type="auto"/>
+            <w:tcBorders>
+              <w:top w:val="single" w:sz="4" w:space="0" w:color="000000"/>
+              <w:left w:val="single" w:sz="4" w:space="0" w:color="000000"/>
+              <w:bottom w:val="single" w:sz="4" w:space="0" w:color="000000"/>
+              <w:right w:val="single" w:sz="4" w:space="0" w:color="000000"/>
+            </w:tcBorders>
+            <w:tcMar>
+              <w:top w:w="0" w:type="dxa"/>
+              <w:left w:w="115" w:type="dxa"/>
+              <w:bottom w:w="0" w:type="dxa"/>
+              <w:right w:w="115" w:type="dxa"/>
+            </w:tcMar>
+            <w:hideMark/>
+          </w:tcPr>
+          <w:p>
+            <w:pPr>
+              <w:spacing w:line="240" w:lineRule="auto"/>
+              <w:rPr>
+                <w:rFonts w:ascii="Times New Roman" w:eastAsia="Times New Roman" w:hAnsi="Times New Roman" w:cs="Times New Roman"/>
+                <w:sz w:val="24"/>
+                <w:szCs w:val="24"/>
+                <w:lang w:val="hu-HU"/>
+              </w:rPr>
+            </w:pPr>
+            <w:r>
+              <w:rPr>
+                <w:rFonts w:ascii="Times New Roman" w:eastAsia="Times New Roman" w:hAnsi="Times New Roman" w:cs="Times New Roman"/>
+                <w:b/>
+                <w:bCs/>
+                <w:color w:val="000000"/>
+                <w:sz w:val="24"/>
+                <w:szCs w:val="24"/>
+                <w:lang w:val="hu-HU"/>
+              </w:rPr>
+              <w:t>Süle Árpád</w:t>
+            </w:r>
+          </w:p>
+        </w:tc>
+        <w:tc>
+          <w:tcPr>
+            <w:tcW w:w="0" w:type="auto"/>
+            <w:tcBorders>
+              <w:top w:val="single" w:sz="4" w:space="0" w:color="000000"/>
+              <w:left w:val="single" w:sz="4" w:space="0" w:color="000000"/>
+              <w:bottom w:val="single" w:sz="4" w:space="0" w:color="000000"/>
+              <w:right w:val="single" w:sz="4" w:space="0" w:color="000000"/>
+            </w:tcBorders>
+            <w:tcMar>
+              <w:top w:w="0" w:type="dxa"/>
+              <w:left w:w="115" w:type="dxa"/>
+              <w:bottom w:w="0" w:type="dxa"/>
+              <w:right w:w="115" w:type="dxa"/>
+            </w:tcMar>
+            <w:hideMark/>
+          </w:tcPr>
+          <w:p>
+            <w:pPr>
+              <w:spacing w:line="240" w:lineRule="auto"/>
+              <w:rPr>
+                <w:rFonts w:ascii="Times New Roman" w:eastAsia="Times New Roman" w:hAnsi="Times New Roman" w:cs="Times New Roman"/>
+                <w:sz w:val="24"/>
+                <w:szCs w:val="24"/>
+                <w:lang w:val="hu-HU"/>
+              </w:rPr>
+            </w:pPr>
+            <w:r>
+              <w:rPr>
+                <w:rFonts w:ascii="Times New Roman" w:eastAsia="Times New Roman" w:hAnsi="Times New Roman" w:cs="Times New Roman"/>
+                <w:sz w:val="24"/>
+                <w:szCs w:val="24"/>
+                <w:lang w:val="hu-HU"/>
+              </w:rPr>
+              <w:t>-</w:t>
+            </w:r>
+          </w:p>
+        </w:tc>
+      </w:tr>
+      <w:tr>
+        <w:tc>
+          <w:tcPr>
+            <w:tcW w:w="0" w:type="auto"/>
+            <w:tcBorders>
+              <w:top w:val="single" w:sz="4" w:space="0" w:color="000000"/>
+              <w:left w:val="single" w:sz="4" w:space="0" w:color="000000"/>
+              <w:bottom w:val="single" w:sz="4" w:space="0" w:color="000000"/>
+              <w:right w:val="single" w:sz="4" w:space="0" w:color="000000"/>
+            </w:tcBorders>
+            <w:tcMar>
+              <w:top w:w="0" w:type="dxa"/>
+              <w:left w:w="115" w:type="dxa"/>
+              <w:bottom w:w="0" w:type="dxa"/>
+              <w:right w:w="115" w:type="dxa"/>
+            </w:tcMar>
+            <w:hideMark/>
+          </w:tcPr>
+          <w:p>
+            <w:pPr>
+              <w:spacing w:line="240" w:lineRule="auto"/>
+              <w:rPr>
+                <w:rFonts w:ascii="Times New Roman" w:eastAsia="Times New Roman" w:hAnsi="Times New Roman" w:cs="Times New Roman"/>
+                <w:sz w:val="24"/>
+                <w:szCs w:val="24"/>
+                <w:lang w:val="hu-HU"/>
+              </w:rPr>
+            </w:pPr>
+            <w:r>
+              <w:rPr>
+                <w:rFonts w:ascii="Times New Roman" w:eastAsia="Times New Roman" w:hAnsi="Times New Roman" w:cs="Times New Roman"/>
+                <w:b/>
+                <w:bCs/>
+                <w:color w:val="000000"/>
+                <w:sz w:val="24"/>
+                <w:szCs w:val="24"/>
+                <w:lang w:val="hu-HU"/>
+              </w:rPr>
+              <w:t>Keresztúri-Tóth Eszter</w:t>
+            </w:r>
+          </w:p>
+        </w:tc>
+        <w:tc>
+          <w:tcPr>
+            <w:tcW w:w="0" w:type="auto"/>
+            <w:tcBorders>
+              <w:top w:val="single" w:sz="4" w:space="0" w:color="000000"/>
+              <w:left w:val="single" w:sz="4" w:space="0" w:color="000000"/>
+              <w:bottom w:val="single" w:sz="4" w:space="0" w:color="000000"/>
+              <w:right w:val="single" w:sz="4" w:space="0" w:color="000000"/>
+            </w:tcBorders>
+            <w:tcMar>
+              <w:top w:w="0" w:type="dxa"/>
+              <w:left w:w="115" w:type="dxa"/>
+              <w:bottom w:w="0" w:type="dxa"/>
+              <w:right w:w="115" w:type="dxa"/>
+            </w:tcMar>
+            <w:hideMark/>
+          </w:tcPr>
+          <w:p>
+            <w:pPr>
+              <w:spacing w:line="240" w:lineRule="auto"/>
+              <w:rPr>
+                <w:rFonts w:ascii="Times New Roman" w:eastAsia="Times New Roman" w:hAnsi="Times New Roman" w:cs="Times New Roman"/>
+                <w:sz w:val="24"/>
+                <w:szCs w:val="24"/>
+                <w:lang w:val="hu-HU"/>
+              </w:rPr>
+            </w:pPr>
+            <w:r>
+              <w:rPr>
+                <w:rFonts w:ascii="Times New Roman" w:eastAsia="Times New Roman" w:hAnsi="Times New Roman" w:cs="Times New Roman"/>
+                <w:color w:val="000000"/>
+                <w:sz w:val="24"/>
+                <w:szCs w:val="24"/>
+                <w:lang w:val="hu-HU"/>
+              </w:rPr>
+              <w:t>-</w:t>
+            </w:r>
+          </w:p>
+        </w:tc>
+      </w:tr>
+    </w:tbl>
     <w:p>
       <w:pPr>
         <w:spacing w:line="240" w:lineRule="auto"/>
@@ -3098,6 +3394,14 @@
         <w:spacing w:line="240" w:lineRule="auto"/>
         <w:rPr>
           <w:rFonts w:ascii="Times New Roman" w:eastAsia="Times New Roman" w:hAnsi="Times New Roman" w:cs="Times New Roman"/>
+          <w:sz w:val="24"/>
+          <w:szCs w:val="24"/>
+          <w:lang w:val="hu-HU"/>
+        </w:rPr>
+      </w:pPr>
+      <w:r>
+        <w:rPr>
+          <w:rFonts w:ascii="Times New Roman" w:eastAsia="Times New Roman" w:hAnsi="Times New Roman" w:cs="Times New Roman"/>
           <w:b/>
           <w:bCs/>
           <w:color w:val="000000"/>
@@ -3105,8 +3409,284 @@
           <w:szCs w:val="36"/>
           <w:lang w:val="hu-HU"/>
         </w:rPr>
-      </w:pPr>
-    </w:p>
+        <w:t>0</w:t>
+      </w:r>
+      <w:r>
+        <w:rPr>
+          <w:rFonts w:ascii="Times New Roman" w:eastAsia="Times New Roman" w:hAnsi="Times New Roman" w:cs="Times New Roman"/>
+          <w:b/>
+          <w:bCs/>
+          <w:color w:val="000000"/>
+          <w:sz w:val="36"/>
+          <w:szCs w:val="36"/>
+          <w:lang w:val="hu-HU"/>
+        </w:rPr>
+        <w:t>5.11</w:t>
+      </w:r>
+    </w:p>
+    <w:tbl>
+      <w:tblPr>
+        <w:tblW w:w="0" w:type="auto"/>
+        <w:tblCellMar>
+          <w:top w:w="15" w:type="dxa"/>
+          <w:left w:w="15" w:type="dxa"/>
+          <w:bottom w:w="15" w:type="dxa"/>
+          <w:right w:w="15" w:type="dxa"/>
+        </w:tblCellMar>
+        <w:tblLook w:val="04A0" w:firstRow="1" w:lastRow="0" w:firstColumn="1" w:lastColumn="0" w:noHBand="0" w:noVBand="1"/>
+      </w:tblPr>
+      <w:tblGrid>
+        <w:gridCol w:w="2610"/>
+        <w:gridCol w:w="1763"/>
+      </w:tblGrid>
+      <w:tr>
+        <w:tc>
+          <w:tcPr>
+            <w:tcW w:w="0" w:type="auto"/>
+            <w:tcBorders>
+              <w:top w:val="single" w:sz="4" w:space="0" w:color="000000"/>
+              <w:left w:val="single" w:sz="4" w:space="0" w:color="000000"/>
+              <w:bottom w:val="single" w:sz="4" w:space="0" w:color="000000"/>
+              <w:right w:val="single" w:sz="4" w:space="0" w:color="000000"/>
+            </w:tcBorders>
+            <w:tcMar>
+              <w:top w:w="0" w:type="dxa"/>
+              <w:left w:w="115" w:type="dxa"/>
+              <w:bottom w:w="0" w:type="dxa"/>
+              <w:right w:w="115" w:type="dxa"/>
+            </w:tcMar>
+            <w:hideMark/>
+          </w:tcPr>
+          <w:p>
+            <w:pPr>
+              <w:spacing w:line="240" w:lineRule="auto"/>
+              <w:rPr>
+                <w:rFonts w:ascii="Times New Roman" w:eastAsia="Times New Roman" w:hAnsi="Times New Roman" w:cs="Times New Roman"/>
+                <w:sz w:val="24"/>
+                <w:szCs w:val="24"/>
+                <w:lang w:val="hu-HU"/>
+              </w:rPr>
+            </w:pPr>
+            <w:r>
+              <w:rPr>
+                <w:rFonts w:ascii="Times New Roman" w:eastAsia="Times New Roman" w:hAnsi="Times New Roman" w:cs="Times New Roman"/>
+                <w:b/>
+                <w:bCs/>
+                <w:color w:val="000000"/>
+                <w:sz w:val="24"/>
+                <w:szCs w:val="24"/>
+                <w:lang w:val="hu-HU"/>
+              </w:rPr>
+              <w:t>Név</w:t>
+            </w:r>
+          </w:p>
+        </w:tc>
+        <w:tc>
+          <w:tcPr>
+            <w:tcW w:w="0" w:type="auto"/>
+            <w:tcBorders>
+              <w:top w:val="single" w:sz="4" w:space="0" w:color="000000"/>
+              <w:left w:val="single" w:sz="4" w:space="0" w:color="000000"/>
+              <w:bottom w:val="single" w:sz="4" w:space="0" w:color="000000"/>
+              <w:right w:val="single" w:sz="4" w:space="0" w:color="000000"/>
+            </w:tcBorders>
+            <w:tcMar>
+              <w:top w:w="0" w:type="dxa"/>
+              <w:left w:w="115" w:type="dxa"/>
+              <w:bottom w:w="0" w:type="dxa"/>
+              <w:right w:w="115" w:type="dxa"/>
+            </w:tcMar>
+            <w:hideMark/>
+          </w:tcPr>
+          <w:p>
+            <w:pPr>
+              <w:spacing w:line="240" w:lineRule="auto"/>
+              <w:rPr>
+                <w:rFonts w:ascii="Times New Roman" w:eastAsia="Times New Roman" w:hAnsi="Times New Roman" w:cs="Times New Roman"/>
+                <w:sz w:val="24"/>
+                <w:szCs w:val="24"/>
+                <w:lang w:val="hu-HU"/>
+              </w:rPr>
+            </w:pPr>
+            <w:r>
+              <w:rPr>
+                <w:rFonts w:ascii="Times New Roman" w:eastAsia="Times New Roman" w:hAnsi="Times New Roman" w:cs="Times New Roman"/>
+                <w:b/>
+                <w:bCs/>
+                <w:color w:val="000000"/>
+                <w:sz w:val="24"/>
+                <w:szCs w:val="24"/>
+                <w:lang w:val="hu-HU"/>
+              </w:rPr>
+              <w:t>Feladat</w:t>
+            </w:r>
+          </w:p>
+        </w:tc>
+      </w:tr>
+      <w:tr>
+        <w:tc>
+          <w:tcPr>
+            <w:tcW w:w="0" w:type="auto"/>
+            <w:tcBorders>
+              <w:top w:val="single" w:sz="4" w:space="0" w:color="000000"/>
+              <w:left w:val="single" w:sz="4" w:space="0" w:color="000000"/>
+              <w:bottom w:val="single" w:sz="4" w:space="0" w:color="000000"/>
+              <w:right w:val="single" w:sz="4" w:space="0" w:color="000000"/>
+            </w:tcBorders>
+            <w:tcMar>
+              <w:top w:w="0" w:type="dxa"/>
+              <w:left w:w="115" w:type="dxa"/>
+              <w:bottom w:w="0" w:type="dxa"/>
+              <w:right w:w="115" w:type="dxa"/>
+            </w:tcMar>
+            <w:hideMark/>
+          </w:tcPr>
+          <w:p>
+            <w:pPr>
+              <w:spacing w:line="240" w:lineRule="auto"/>
+              <w:rPr>
+                <w:rFonts w:ascii="Times New Roman" w:eastAsia="Times New Roman" w:hAnsi="Times New Roman" w:cs="Times New Roman"/>
+                <w:sz w:val="24"/>
+                <w:szCs w:val="24"/>
+                <w:lang w:val="hu-HU"/>
+              </w:rPr>
+            </w:pPr>
+            <w:r>
+              <w:rPr>
+                <w:rFonts w:ascii="Times New Roman" w:eastAsia="Times New Roman" w:hAnsi="Times New Roman" w:cs="Times New Roman"/>
+                <w:b/>
+                <w:bCs/>
+                <w:color w:val="000000"/>
+                <w:sz w:val="24"/>
+                <w:szCs w:val="24"/>
+                <w:lang w:val="hu-HU"/>
+              </w:rPr>
+              <w:t>Süle Árpád</w:t>
+            </w:r>
+          </w:p>
+        </w:tc>
+        <w:tc>
+          <w:tcPr>
+            <w:tcW w:w="0" w:type="auto"/>
+            <w:tcBorders>
+              <w:top w:val="single" w:sz="4" w:space="0" w:color="000000"/>
+              <w:left w:val="single" w:sz="4" w:space="0" w:color="000000"/>
+              <w:bottom w:val="single" w:sz="4" w:space="0" w:color="000000"/>
+              <w:right w:val="single" w:sz="4" w:space="0" w:color="000000"/>
+            </w:tcBorders>
+            <w:tcMar>
+              <w:top w:w="0" w:type="dxa"/>
+              <w:left w:w="115" w:type="dxa"/>
+              <w:bottom w:w="0" w:type="dxa"/>
+              <w:right w:w="115" w:type="dxa"/>
+            </w:tcMar>
+            <w:hideMark/>
+          </w:tcPr>
+          <w:p>
+            <w:pPr>
+              <w:spacing w:line="240" w:lineRule="auto"/>
+              <w:rPr>
+                <w:rFonts w:ascii="Times New Roman" w:eastAsia="Times New Roman" w:hAnsi="Times New Roman" w:cs="Times New Roman"/>
+                <w:sz w:val="24"/>
+                <w:szCs w:val="24"/>
+                <w:lang w:val="hu-HU"/>
+              </w:rPr>
+            </w:pPr>
+            <w:r>
+              <w:rPr>
+                <w:rFonts w:ascii="Times New Roman" w:eastAsia="Times New Roman" w:hAnsi="Times New Roman" w:cs="Times New Roman"/>
+                <w:sz w:val="24"/>
+                <w:szCs w:val="24"/>
+                <w:lang w:val="hu-HU"/>
+              </w:rPr>
+              <w:t>Nem jelent meg</w:t>
+            </w:r>
+          </w:p>
+        </w:tc>
+      </w:tr>
+      <w:tr>
+        <w:tc>
+          <w:tcPr>
+            <w:tcW w:w="0" w:type="auto"/>
+            <w:tcBorders>
+              <w:top w:val="single" w:sz="4" w:space="0" w:color="000000"/>
+              <w:left w:val="single" w:sz="4" w:space="0" w:color="000000"/>
+              <w:bottom w:val="single" w:sz="4" w:space="0" w:color="000000"/>
+              <w:right w:val="single" w:sz="4" w:space="0" w:color="000000"/>
+            </w:tcBorders>
+            <w:tcMar>
+              <w:top w:w="0" w:type="dxa"/>
+              <w:left w:w="115" w:type="dxa"/>
+              <w:bottom w:w="0" w:type="dxa"/>
+              <w:right w:w="115" w:type="dxa"/>
+            </w:tcMar>
+            <w:hideMark/>
+          </w:tcPr>
+          <w:p>
+            <w:pPr>
+              <w:spacing w:line="240" w:lineRule="auto"/>
+              <w:rPr>
+                <w:rFonts w:ascii="Times New Roman" w:eastAsia="Times New Roman" w:hAnsi="Times New Roman" w:cs="Times New Roman"/>
+                <w:sz w:val="24"/>
+                <w:szCs w:val="24"/>
+                <w:lang w:val="hu-HU"/>
+              </w:rPr>
+            </w:pPr>
+            <w:r>
+              <w:rPr>
+                <w:rFonts w:ascii="Times New Roman" w:eastAsia="Times New Roman" w:hAnsi="Times New Roman" w:cs="Times New Roman"/>
+                <w:b/>
+                <w:bCs/>
+                <w:color w:val="000000"/>
+                <w:sz w:val="24"/>
+                <w:szCs w:val="24"/>
+                <w:lang w:val="hu-HU"/>
+              </w:rPr>
+              <w:t>Keresztúri-Tóth Eszter</w:t>
+            </w:r>
+          </w:p>
+        </w:tc>
+        <w:tc>
+          <w:tcPr>
+            <w:tcW w:w="0" w:type="auto"/>
+            <w:tcBorders>
+              <w:top w:val="single" w:sz="4" w:space="0" w:color="000000"/>
+              <w:left w:val="single" w:sz="4" w:space="0" w:color="000000"/>
+              <w:bottom w:val="single" w:sz="4" w:space="0" w:color="000000"/>
+              <w:right w:val="single" w:sz="4" w:space="0" w:color="000000"/>
+            </w:tcBorders>
+            <w:tcMar>
+              <w:top w:w="0" w:type="dxa"/>
+              <w:left w:w="115" w:type="dxa"/>
+              <w:bottom w:w="0" w:type="dxa"/>
+              <w:right w:w="115" w:type="dxa"/>
+            </w:tcMar>
+            <w:hideMark/>
+          </w:tcPr>
+          <w:p>
+            <w:pPr>
+              <w:spacing w:line="240" w:lineRule="auto"/>
+              <w:rPr>
+                <w:rFonts w:ascii="Times New Roman" w:eastAsia="Times New Roman" w:hAnsi="Times New Roman" w:cs="Times New Roman"/>
+                <w:sz w:val="24"/>
+                <w:szCs w:val="24"/>
+                <w:lang w:val="hu-HU"/>
+              </w:rPr>
+            </w:pPr>
+            <w:r>
+              <w:rPr>
+                <w:rFonts w:ascii="Times New Roman" w:eastAsia="Times New Roman" w:hAnsi="Times New Roman" w:cs="Times New Roman"/>
+                <w:color w:val="000000"/>
+                <w:sz w:val="24"/>
+                <w:szCs w:val="24"/>
+                <w:lang w:val="hu-HU"/>
+              </w:rPr>
+              <w:t>-</w:t>
+            </w:r>
+          </w:p>
+        </w:tc>
+      </w:tr>
+    </w:tbl>
     <w:p>
       <w:pPr>
         <w:spacing w:line="240" w:lineRule="auto"/>
@@ -3126,6 +3706,14 @@
         <w:spacing w:line="240" w:lineRule="auto"/>
         <w:rPr>
           <w:rFonts w:ascii="Times New Roman" w:eastAsia="Times New Roman" w:hAnsi="Times New Roman" w:cs="Times New Roman"/>
+          <w:sz w:val="24"/>
+          <w:szCs w:val="24"/>
+          <w:lang w:val="hu-HU"/>
+        </w:rPr>
+      </w:pPr>
+      <w:r>
+        <w:rPr>
+          <w:rFonts w:ascii="Times New Roman" w:eastAsia="Times New Roman" w:hAnsi="Times New Roman" w:cs="Times New Roman"/>
           <w:b/>
           <w:bCs/>
           <w:color w:val="000000"/>
@@ -3133,8 +3721,326 @@
           <w:szCs w:val="36"/>
           <w:lang w:val="hu-HU"/>
         </w:rPr>
-      </w:pPr>
-    </w:p>
+        <w:t>0</w:t>
+      </w:r>
+      <w:r>
+        <w:rPr>
+          <w:rFonts w:ascii="Times New Roman" w:eastAsia="Times New Roman" w:hAnsi="Times New Roman" w:cs="Times New Roman"/>
+          <w:b/>
+          <w:bCs/>
+          <w:color w:val="000000"/>
+          <w:sz w:val="36"/>
+          <w:szCs w:val="36"/>
+          <w:lang w:val="hu-HU"/>
+        </w:rPr>
+        <w:t>5.18</w:t>
+      </w:r>
+    </w:p>
+    <w:tbl>
+      <w:tblPr>
+        <w:tblW w:w="0" w:type="auto"/>
+        <w:tblCellMar>
+          <w:top w:w="15" w:type="dxa"/>
+          <w:left w:w="15" w:type="dxa"/>
+          <w:bottom w:w="15" w:type="dxa"/>
+          <w:right w:w="15" w:type="dxa"/>
+        </w:tblCellMar>
+        <w:tblLook w:val="04A0" w:firstRow="1" w:lastRow="0" w:firstColumn="1" w:lastColumn="0" w:noHBand="0" w:noVBand="1"/>
+      </w:tblPr>
+      <w:tblGrid>
+        <w:gridCol w:w="2610"/>
+        <w:gridCol w:w="5315"/>
+      </w:tblGrid>
+      <w:tr>
+        <w:tc>
+          <w:tcPr>
+            <w:tcW w:w="0" w:type="auto"/>
+            <w:tcBorders>
+              <w:top w:val="single" w:sz="4" w:space="0" w:color="000000"/>
+              <w:left w:val="single" w:sz="4" w:space="0" w:color="000000"/>
+              <w:bottom w:val="single" w:sz="4" w:space="0" w:color="000000"/>
+              <w:right w:val="single" w:sz="4" w:space="0" w:color="000000"/>
+            </w:tcBorders>
+            <w:tcMar>
+              <w:top w:w="0" w:type="dxa"/>
+              <w:left w:w="115" w:type="dxa"/>
+              <w:bottom w:w="0" w:type="dxa"/>
+              <w:right w:w="115" w:type="dxa"/>
+            </w:tcMar>
+            <w:hideMark/>
+          </w:tcPr>
+          <w:p>
+            <w:pPr>
+              <w:spacing w:line="240" w:lineRule="auto"/>
+              <w:rPr>
+                <w:rFonts w:ascii="Times New Roman" w:eastAsia="Times New Roman" w:hAnsi="Times New Roman" w:cs="Times New Roman"/>
+                <w:sz w:val="24"/>
+                <w:szCs w:val="24"/>
+                <w:lang w:val="hu-HU"/>
+              </w:rPr>
+            </w:pPr>
+            <w:r>
+              <w:rPr>
+                <w:rFonts w:ascii="Times New Roman" w:eastAsia="Times New Roman" w:hAnsi="Times New Roman" w:cs="Times New Roman"/>
+                <w:b/>
+                <w:bCs/>
+                <w:color w:val="000000"/>
+                <w:sz w:val="24"/>
+                <w:szCs w:val="24"/>
+                <w:lang w:val="hu-HU"/>
+              </w:rPr>
+              <w:t>Név</w:t>
+            </w:r>
+          </w:p>
+        </w:tc>
+        <w:tc>
+          <w:tcPr>
+            <w:tcW w:w="0" w:type="auto"/>
+            <w:tcBorders>
+              <w:top w:val="single" w:sz="4" w:space="0" w:color="000000"/>
+              <w:left w:val="single" w:sz="4" w:space="0" w:color="000000"/>
+              <w:bottom w:val="single" w:sz="4" w:space="0" w:color="000000"/>
+              <w:right w:val="single" w:sz="4" w:space="0" w:color="000000"/>
+            </w:tcBorders>
+            <w:tcMar>
+              <w:top w:w="0" w:type="dxa"/>
+              <w:left w:w="115" w:type="dxa"/>
+              <w:bottom w:w="0" w:type="dxa"/>
+              <w:right w:w="115" w:type="dxa"/>
+            </w:tcMar>
+            <w:hideMark/>
+          </w:tcPr>
+          <w:p>
+            <w:pPr>
+              <w:spacing w:line="240" w:lineRule="auto"/>
+              <w:rPr>
+                <w:rFonts w:ascii="Times New Roman" w:eastAsia="Times New Roman" w:hAnsi="Times New Roman" w:cs="Times New Roman"/>
+                <w:sz w:val="24"/>
+                <w:szCs w:val="24"/>
+                <w:lang w:val="hu-HU"/>
+              </w:rPr>
+            </w:pPr>
+            <w:r>
+              <w:rPr>
+                <w:rFonts w:ascii="Times New Roman" w:eastAsia="Times New Roman" w:hAnsi="Times New Roman" w:cs="Times New Roman"/>
+                <w:b/>
+                <w:bCs/>
+                <w:color w:val="000000"/>
+                <w:sz w:val="24"/>
+                <w:szCs w:val="24"/>
+                <w:lang w:val="hu-HU"/>
+              </w:rPr>
+              <w:t>Feladat</w:t>
+            </w:r>
+          </w:p>
+        </w:tc>
+      </w:tr>
+      <w:tr>
+        <w:tc>
+          <w:tcPr>
+            <w:tcW w:w="0" w:type="auto"/>
+            <w:tcBorders>
+              <w:top w:val="single" w:sz="4" w:space="0" w:color="000000"/>
+              <w:left w:val="single" w:sz="4" w:space="0" w:color="000000"/>
+              <w:bottom w:val="single" w:sz="4" w:space="0" w:color="000000"/>
+              <w:right w:val="single" w:sz="4" w:space="0" w:color="000000"/>
+            </w:tcBorders>
+            <w:tcMar>
+              <w:top w:w="0" w:type="dxa"/>
+              <w:left w:w="115" w:type="dxa"/>
+              <w:bottom w:w="0" w:type="dxa"/>
+              <w:right w:w="115" w:type="dxa"/>
+            </w:tcMar>
+            <w:hideMark/>
+          </w:tcPr>
+          <w:p>
+            <w:pPr>
+              <w:spacing w:line="240" w:lineRule="auto"/>
+              <w:rPr>
+                <w:rFonts w:ascii="Times New Roman" w:eastAsia="Times New Roman" w:hAnsi="Times New Roman" w:cs="Times New Roman"/>
+                <w:sz w:val="24"/>
+                <w:szCs w:val="24"/>
+                <w:lang w:val="hu-HU"/>
+              </w:rPr>
+            </w:pPr>
+            <w:r>
+              <w:rPr>
+                <w:rFonts w:ascii="Times New Roman" w:eastAsia="Times New Roman" w:hAnsi="Times New Roman" w:cs="Times New Roman"/>
+                <w:b/>
+                <w:bCs/>
+                <w:color w:val="000000"/>
+                <w:sz w:val="24"/>
+                <w:szCs w:val="24"/>
+                <w:lang w:val="hu-HU"/>
+              </w:rPr>
+              <w:t>Süle Árpád</w:t>
+            </w:r>
+          </w:p>
+        </w:tc>
+        <w:tc>
+          <w:tcPr>
+            <w:tcW w:w="0" w:type="auto"/>
+            <w:tcBorders>
+              <w:top w:val="single" w:sz="4" w:space="0" w:color="000000"/>
+              <w:left w:val="single" w:sz="4" w:space="0" w:color="000000"/>
+              <w:bottom w:val="single" w:sz="4" w:space="0" w:color="000000"/>
+              <w:right w:val="single" w:sz="4" w:space="0" w:color="000000"/>
+            </w:tcBorders>
+            <w:tcMar>
+              <w:top w:w="0" w:type="dxa"/>
+              <w:left w:w="115" w:type="dxa"/>
+              <w:bottom w:w="0" w:type="dxa"/>
+              <w:right w:w="115" w:type="dxa"/>
+            </w:tcMar>
+            <w:hideMark/>
+          </w:tcPr>
+          <w:p>
+            <w:pPr>
+              <w:spacing w:line="240" w:lineRule="auto"/>
+              <w:rPr>
+                <w:rFonts w:ascii="Times New Roman" w:eastAsia="Times New Roman" w:hAnsi="Times New Roman" w:cs="Times New Roman"/>
+                <w:sz w:val="24"/>
+                <w:szCs w:val="24"/>
+                <w:lang w:val="hu-HU"/>
+              </w:rPr>
+            </w:pPr>
+            <w:proofErr w:type="spellStart"/>
+            <w:r>
+              <w:rPr>
+                <w:rFonts w:ascii="Times New Roman" w:eastAsia="Times New Roman" w:hAnsi="Times New Roman" w:cs="Times New Roman"/>
+                <w:sz w:val="24"/>
+                <w:szCs w:val="24"/>
+                <w:lang w:val="hu-HU"/>
+              </w:rPr>
+              <w:t>Last_log</w:t>
+            </w:r>
+            <w:proofErr w:type="spellEnd"/>
+            <w:r>
+              <w:rPr>
+                <w:rFonts w:ascii="Times New Roman" w:eastAsia="Times New Roman" w:hAnsi="Times New Roman" w:cs="Times New Roman"/>
+                <w:sz w:val="24"/>
+                <w:szCs w:val="24"/>
+                <w:lang w:val="hu-HU"/>
+              </w:rPr>
+              <w:t xml:space="preserve"> újrakezdése, Bejelentkezés jelszó kijavítása</w:t>
+            </w:r>
+          </w:p>
+          <w:p>
+            <w:pPr>
+              <w:spacing w:line="240" w:lineRule="auto"/>
+              <w:rPr>
+                <w:rFonts w:ascii="Times New Roman" w:eastAsia="Times New Roman" w:hAnsi="Times New Roman" w:cs="Times New Roman"/>
+                <w:sz w:val="24"/>
+                <w:szCs w:val="24"/>
+                <w:lang w:val="hu-HU"/>
+              </w:rPr>
+            </w:pPr>
+            <w:r>
+              <w:rPr>
+                <w:rFonts w:ascii="Times New Roman" w:eastAsia="Times New Roman" w:hAnsi="Times New Roman" w:cs="Times New Roman"/>
+                <w:sz w:val="24"/>
+                <w:szCs w:val="24"/>
+                <w:lang w:val="hu-HU"/>
+              </w:rPr>
+              <w:t>Relációs séma leképzése</w:t>
+            </w:r>
+          </w:p>
+          <w:p>
+            <w:pPr>
+              <w:spacing w:line="240" w:lineRule="auto"/>
+              <w:rPr>
+                <w:rFonts w:ascii="Times New Roman" w:eastAsia="Times New Roman" w:hAnsi="Times New Roman" w:cs="Times New Roman"/>
+                <w:sz w:val="24"/>
+                <w:szCs w:val="24"/>
+                <w:lang w:val="hu-HU"/>
+              </w:rPr>
+            </w:pPr>
+          </w:p>
+        </w:tc>
+      </w:tr>
+      <w:tr>
+        <w:tc>
+          <w:tcPr>
+            <w:tcW w:w="0" w:type="auto"/>
+            <w:tcBorders>
+              <w:top w:val="single" w:sz="4" w:space="0" w:color="000000"/>
+              <w:left w:val="single" w:sz="4" w:space="0" w:color="000000"/>
+              <w:bottom w:val="single" w:sz="4" w:space="0" w:color="000000"/>
+              <w:right w:val="single" w:sz="4" w:space="0" w:color="000000"/>
+            </w:tcBorders>
+            <w:tcMar>
+              <w:top w:w="0" w:type="dxa"/>
+              <w:left w:w="115" w:type="dxa"/>
+              <w:bottom w:w="0" w:type="dxa"/>
+              <w:right w:w="115" w:type="dxa"/>
+            </w:tcMar>
+            <w:hideMark/>
+          </w:tcPr>
+          <w:p>
+            <w:pPr>
+              <w:spacing w:line="240" w:lineRule="auto"/>
+              <w:rPr>
+                <w:rFonts w:ascii="Times New Roman" w:eastAsia="Times New Roman" w:hAnsi="Times New Roman" w:cs="Times New Roman"/>
+                <w:sz w:val="24"/>
+                <w:szCs w:val="24"/>
+                <w:lang w:val="hu-HU"/>
+              </w:rPr>
+            </w:pPr>
+            <w:r>
+              <w:rPr>
+                <w:rFonts w:ascii="Times New Roman" w:eastAsia="Times New Roman" w:hAnsi="Times New Roman" w:cs="Times New Roman"/>
+                <w:b/>
+                <w:bCs/>
+                <w:color w:val="000000"/>
+                <w:sz w:val="24"/>
+                <w:szCs w:val="24"/>
+                <w:lang w:val="hu-HU"/>
+              </w:rPr>
+              <w:t>Keresztúri-Tóth Eszter</w:t>
+            </w:r>
+          </w:p>
+        </w:tc>
+        <w:tc>
+          <w:tcPr>
+            <w:tcW w:w="0" w:type="auto"/>
+            <w:tcBorders>
+              <w:top w:val="single" w:sz="4" w:space="0" w:color="000000"/>
+              <w:left w:val="single" w:sz="4" w:space="0" w:color="000000"/>
+              <w:bottom w:val="single" w:sz="4" w:space="0" w:color="000000"/>
+              <w:right w:val="single" w:sz="4" w:space="0" w:color="000000"/>
+            </w:tcBorders>
+            <w:tcMar>
+              <w:top w:w="0" w:type="dxa"/>
+              <w:left w:w="115" w:type="dxa"/>
+              <w:bottom w:w="0" w:type="dxa"/>
+              <w:right w:w="115" w:type="dxa"/>
+            </w:tcMar>
+            <w:hideMark/>
+          </w:tcPr>
+          <w:p>
+            <w:pPr>
+              <w:spacing w:line="240" w:lineRule="auto"/>
+              <w:rPr>
+                <w:rFonts w:ascii="Times New Roman" w:eastAsia="Times New Roman" w:hAnsi="Times New Roman" w:cs="Times New Roman"/>
+                <w:sz w:val="24"/>
+                <w:szCs w:val="24"/>
+                <w:lang w:val="hu-HU"/>
+              </w:rPr>
+            </w:pPr>
+            <w:r>
+              <w:rPr>
+                <w:rFonts w:ascii="Times New Roman" w:eastAsia="Times New Roman" w:hAnsi="Times New Roman" w:cs="Times New Roman"/>
+                <w:color w:val="000000"/>
+                <w:sz w:val="24"/>
+                <w:szCs w:val="24"/>
+                <w:lang w:val="hu-HU"/>
+              </w:rPr>
+              <w:t>-</w:t>
+            </w:r>
+          </w:p>
+        </w:tc>
+      </w:tr>
+    </w:tbl>
     <w:p>
       <w:pPr>
         <w:spacing w:line="240" w:lineRule="auto"/>
@@ -3176,10 +4082,7 @@
           <w:lang w:val="hu-HU"/>
         </w:rPr>
       </w:pPr>
-    </w:p>
-    <w:p>
-      <w:pPr>
-        <w:spacing w:line="240" w:lineRule="auto"/>
+      <w:r>
         <w:rPr>
           <w:rFonts w:ascii="Times New Roman" w:eastAsia="Times New Roman" w:hAnsi="Times New Roman" w:cs="Times New Roman"/>
           <w:b/>
@@ -3189,18 +4092,6 @@
           <w:szCs w:val="36"/>
           <w:lang w:val="hu-HU"/>
         </w:rPr>
-      </w:pPr>
-      <w:r>
-        <w:rPr>
-          <w:rFonts w:ascii="Times New Roman" w:eastAsia="Times New Roman" w:hAnsi="Times New Roman" w:cs="Times New Roman"/>
-          <w:b/>
-          <w:bCs/>
-          <w:color w:val="000000"/>
-          <w:sz w:val="36"/>
-          <w:szCs w:val="36"/>
-          <w:lang w:val="hu-HU"/>
-        </w:rPr>
-        <w:lastRenderedPageBreak/>
         <w:t>EK-Modell</w:t>
       </w:r>
     </w:p>
@@ -3282,6 +4173,281 @@
             </a:graphic>
           </wp:inline>
         </w:drawing>
+      </w:r>
+    </w:p>
+    <w:p>
+      <w:pPr>
+        <w:spacing w:line="240" w:lineRule="auto"/>
+        <w:rPr>
+          <w:rFonts w:ascii="Times New Roman" w:hAnsi="Times New Roman" w:cs="Times New Roman"/>
+          <w:b/>
+          <w:bCs/>
+          <w:color w:val="1F1F1F"/>
+          <w:sz w:val="36"/>
+          <w:szCs w:val="36"/>
+          <w:shd w:val="clear" w:color="auto" w:fill="FFFFFF"/>
+        </w:rPr>
+      </w:pPr>
+      <w:r>
+        <w:rPr>
+          <w:rFonts w:ascii="Times New Roman" w:hAnsi="Times New Roman" w:cs="Times New Roman"/>
+          <w:b/>
+          <w:bCs/>
+          <w:color w:val="1F1F1F"/>
+          <w:sz w:val="36"/>
+          <w:szCs w:val="36"/>
+          <w:shd w:val="clear" w:color="auto" w:fill="FFFFFF"/>
+        </w:rPr>
+        <w:t>Relációs séma</w:t>
+      </w:r>
+    </w:p>
+    <w:p>
+      <w:pPr>
+        <w:spacing w:line="240" w:lineRule="auto"/>
+        <w:rPr>
+          <w:rFonts w:ascii="Times New Roman" w:eastAsia="Times New Roman" w:hAnsi="Times New Roman" w:cs="Times New Roman"/>
+          <w:sz w:val="24"/>
+          <w:szCs w:val="24"/>
+          <w:lang w:val="hu-HU"/>
+        </w:rPr>
+      </w:pPr>
+      <w:proofErr w:type="spellStart"/>
+      <w:proofErr w:type="gramStart"/>
+      <w:r>
+        <w:rPr>
+          <w:rFonts w:ascii="Times New Roman" w:eastAsia="Times New Roman" w:hAnsi="Times New Roman" w:cs="Times New Roman"/>
+          <w:sz w:val="24"/>
+          <w:szCs w:val="24"/>
+          <w:lang w:val="hu-HU"/>
+        </w:rPr>
+        <w:t>Users</w:t>
+      </w:r>
+      <w:proofErr w:type="spellEnd"/>
+      <w:r>
+        <w:rPr>
+          <w:rFonts w:ascii="Times New Roman" w:eastAsia="Times New Roman" w:hAnsi="Times New Roman" w:cs="Times New Roman"/>
+          <w:sz w:val="24"/>
+          <w:szCs w:val="24"/>
+          <w:lang w:val="hu-HU"/>
+        </w:rPr>
+        <w:t>(</w:t>
+      </w:r>
+      <w:proofErr w:type="spellStart"/>
+      <w:proofErr w:type="gramEnd"/>
+      <w:r>
+        <w:rPr>
+          <w:rFonts w:ascii="Times New Roman" w:eastAsia="Times New Roman" w:hAnsi="Times New Roman" w:cs="Times New Roman"/>
+          <w:sz w:val="24"/>
+          <w:szCs w:val="24"/>
+          <w:u w:val="single"/>
+          <w:lang w:val="hu-HU"/>
+        </w:rPr>
+        <w:t>id</w:t>
+      </w:r>
+      <w:proofErr w:type="spellEnd"/>
+      <w:r>
+        <w:rPr>
+          <w:rFonts w:ascii="Times New Roman" w:eastAsia="Times New Roman" w:hAnsi="Times New Roman" w:cs="Times New Roman"/>
+          <w:sz w:val="24"/>
+          <w:szCs w:val="24"/>
+          <w:lang w:val="hu-HU"/>
+        </w:rPr>
+        <w:t xml:space="preserve">, </w:t>
+      </w:r>
+      <w:proofErr w:type="spellStart"/>
+      <w:r>
+        <w:rPr>
+          <w:rFonts w:ascii="Times New Roman" w:eastAsia="Times New Roman" w:hAnsi="Times New Roman" w:cs="Times New Roman"/>
+          <w:sz w:val="24"/>
+          <w:szCs w:val="24"/>
+          <w:lang w:val="hu-HU"/>
+        </w:rPr>
+        <w:t>password</w:t>
+      </w:r>
+      <w:proofErr w:type="spellEnd"/>
+      <w:r>
+        <w:rPr>
+          <w:rFonts w:ascii="Times New Roman" w:eastAsia="Times New Roman" w:hAnsi="Times New Roman" w:cs="Times New Roman"/>
+          <w:sz w:val="24"/>
+          <w:szCs w:val="24"/>
+          <w:lang w:val="hu-HU"/>
+        </w:rPr>
+        <w:t xml:space="preserve">, </w:t>
+      </w:r>
+      <w:proofErr w:type="spellStart"/>
+      <w:r>
+        <w:rPr>
+          <w:rFonts w:ascii="Times New Roman" w:eastAsia="Times New Roman" w:hAnsi="Times New Roman" w:cs="Times New Roman"/>
+          <w:sz w:val="24"/>
+          <w:szCs w:val="24"/>
+          <w:lang w:val="hu-HU"/>
+        </w:rPr>
+        <w:t>last_log</w:t>
+      </w:r>
+      <w:proofErr w:type="spellEnd"/>
+      <w:r>
+        <w:rPr>
+          <w:rFonts w:ascii="Times New Roman" w:eastAsia="Times New Roman" w:hAnsi="Times New Roman" w:cs="Times New Roman"/>
+          <w:sz w:val="24"/>
+          <w:szCs w:val="24"/>
+          <w:lang w:val="hu-HU"/>
+        </w:rPr>
+        <w:t xml:space="preserve">, </w:t>
+      </w:r>
+      <w:proofErr w:type="spellStart"/>
+      <w:r>
+        <w:rPr>
+          <w:rFonts w:ascii="Times New Roman" w:eastAsia="Times New Roman" w:hAnsi="Times New Roman" w:cs="Times New Roman"/>
+          <w:sz w:val="24"/>
+          <w:szCs w:val="24"/>
+          <w:lang w:val="hu-HU"/>
+        </w:rPr>
+        <w:t>username</w:t>
+      </w:r>
+      <w:proofErr w:type="spellEnd"/>
+      <w:r>
+        <w:rPr>
+          <w:rFonts w:ascii="Times New Roman" w:eastAsia="Times New Roman" w:hAnsi="Times New Roman" w:cs="Times New Roman"/>
+          <w:sz w:val="24"/>
+          <w:szCs w:val="24"/>
+          <w:lang w:val="hu-HU"/>
+        </w:rPr>
+        <w:t>)</w:t>
+      </w:r>
+    </w:p>
+    <w:p>
+      <w:pPr>
+        <w:spacing w:line="240" w:lineRule="auto"/>
+        <w:rPr>
+          <w:rFonts w:ascii="Times New Roman" w:eastAsia="Times New Roman" w:hAnsi="Times New Roman" w:cs="Times New Roman"/>
+          <w:sz w:val="24"/>
+          <w:szCs w:val="24"/>
+          <w:lang w:val="hu-HU"/>
+        </w:rPr>
+      </w:pPr>
+      <w:proofErr w:type="spellStart"/>
+      <w:proofErr w:type="gramStart"/>
+      <w:r>
+        <w:rPr>
+          <w:rFonts w:ascii="Times New Roman" w:eastAsia="Times New Roman" w:hAnsi="Times New Roman" w:cs="Times New Roman"/>
+          <w:sz w:val="24"/>
+          <w:szCs w:val="24"/>
+          <w:lang w:val="hu-HU"/>
+        </w:rPr>
+        <w:t>Events</w:t>
+      </w:r>
+      <w:proofErr w:type="spellEnd"/>
+      <w:r>
+        <w:rPr>
+          <w:rFonts w:ascii="Times New Roman" w:eastAsia="Times New Roman" w:hAnsi="Times New Roman" w:cs="Times New Roman"/>
+          <w:sz w:val="24"/>
+          <w:szCs w:val="24"/>
+          <w:lang w:val="hu-HU"/>
+        </w:rPr>
+        <w:t>(</w:t>
+      </w:r>
+      <w:proofErr w:type="spellStart"/>
+      <w:proofErr w:type="gramEnd"/>
+      <w:r>
+        <w:rPr>
+          <w:rFonts w:ascii="Times New Roman" w:eastAsia="Times New Roman" w:hAnsi="Times New Roman" w:cs="Times New Roman"/>
+          <w:sz w:val="24"/>
+          <w:szCs w:val="24"/>
+          <w:lang w:val="hu-HU"/>
+        </w:rPr>
+        <w:t>id</w:t>
+      </w:r>
+      <w:proofErr w:type="spellEnd"/>
+      <w:r>
+        <w:rPr>
+          <w:rFonts w:ascii="Times New Roman" w:eastAsia="Times New Roman" w:hAnsi="Times New Roman" w:cs="Times New Roman"/>
+          <w:sz w:val="24"/>
+          <w:szCs w:val="24"/>
+          <w:lang w:val="hu-HU"/>
+        </w:rPr>
+        <w:t xml:space="preserve">, </w:t>
+      </w:r>
+      <w:proofErr w:type="spellStart"/>
+      <w:r>
+        <w:rPr>
+          <w:rFonts w:ascii="Times New Roman" w:eastAsia="Times New Roman" w:hAnsi="Times New Roman" w:cs="Times New Roman"/>
+          <w:sz w:val="24"/>
+          <w:szCs w:val="24"/>
+          <w:lang w:val="hu-HU"/>
+        </w:rPr>
+        <w:t>name</w:t>
+      </w:r>
+      <w:proofErr w:type="spellEnd"/>
+      <w:r>
+        <w:rPr>
+          <w:rFonts w:ascii="Times New Roman" w:eastAsia="Times New Roman" w:hAnsi="Times New Roman" w:cs="Times New Roman"/>
+          <w:sz w:val="24"/>
+          <w:szCs w:val="24"/>
+          <w:lang w:val="hu-HU"/>
+        </w:rPr>
+        <w:t xml:space="preserve">, </w:t>
+      </w:r>
+      <w:proofErr w:type="spellStart"/>
+      <w:r>
+        <w:rPr>
+          <w:rFonts w:ascii="Times New Roman" w:eastAsia="Times New Roman" w:hAnsi="Times New Roman" w:cs="Times New Roman"/>
+          <w:sz w:val="24"/>
+          <w:szCs w:val="24"/>
+          <w:lang w:val="hu-HU"/>
+        </w:rPr>
+        <w:t>type</w:t>
+      </w:r>
+      <w:proofErr w:type="spellEnd"/>
+      <w:r>
+        <w:rPr>
+          <w:rFonts w:ascii="Times New Roman" w:eastAsia="Times New Roman" w:hAnsi="Times New Roman" w:cs="Times New Roman"/>
+          <w:sz w:val="24"/>
+          <w:szCs w:val="24"/>
+          <w:lang w:val="hu-HU"/>
+        </w:rPr>
+        <w:t xml:space="preserve">, </w:t>
+      </w:r>
+      <w:proofErr w:type="spellStart"/>
+      <w:r>
+        <w:rPr>
+          <w:rFonts w:ascii="Times New Roman" w:eastAsia="Times New Roman" w:hAnsi="Times New Roman" w:cs="Times New Roman"/>
+          <w:sz w:val="24"/>
+          <w:szCs w:val="24"/>
+          <w:lang w:val="hu-HU"/>
+        </w:rPr>
+        <w:t>time</w:t>
+      </w:r>
+      <w:proofErr w:type="spellEnd"/>
+      <w:r>
+        <w:rPr>
+          <w:rFonts w:ascii="Times New Roman" w:eastAsia="Times New Roman" w:hAnsi="Times New Roman" w:cs="Times New Roman"/>
+          <w:sz w:val="24"/>
+          <w:szCs w:val="24"/>
+          <w:lang w:val="hu-HU"/>
+        </w:rPr>
+        <w:t xml:space="preserve">, </w:t>
+      </w:r>
+      <w:proofErr w:type="spellStart"/>
+      <w:r>
+        <w:rPr>
+          <w:rFonts w:ascii="Times New Roman" w:eastAsia="Times New Roman" w:hAnsi="Times New Roman" w:cs="Times New Roman"/>
+          <w:i/>
+          <w:iCs/>
+          <w:sz w:val="24"/>
+          <w:szCs w:val="24"/>
+          <w:lang w:val="hu-HU"/>
+        </w:rPr>
+        <w:t>user_id</w:t>
+      </w:r>
+      <w:proofErr w:type="spellEnd"/>
+      <w:r>
+        <w:rPr>
+          <w:rFonts w:ascii="Times New Roman" w:eastAsia="Times New Roman" w:hAnsi="Times New Roman" w:cs="Times New Roman"/>
+          <w:sz w:val="24"/>
+          <w:szCs w:val="24"/>
+          <w:lang w:val="hu-HU"/>
+        </w:rPr>
+        <w:t>)</w:t>
       </w:r>
     </w:p>
     <w:sectPr>
@@ -3692,7 +4858,7 @@
   <w:style w:type="paragraph" w:default="1" w:styleId="Norml">
     <w:name w:val="Normal"/>
     <w:qFormat/>
-    <w:rsid w:val="00B629F3"/>
+    <w:rsid w:val="005A6571"/>
   </w:style>
   <w:style w:type="paragraph" w:styleId="Cmsor1">
     <w:name w:val="heading 1"/>
@@ -4259,28 +5425,28 @@
 </file>
 
 <file path=customXml/item1.xml><?xml version="1.0" encoding="utf-8"?>
+<b:Sources xmlns:b="http://schemas.openxmlformats.org/officeDocument/2006/bibliography" xmlns="http://schemas.openxmlformats.org/officeDocument/2006/bibliography" SelectedStyle="\APASixthEditionOfficeOnline.xsl" StyleName="APA" Version="6"/>
+</file>
+
+<file path=customXml/item2.xml><?xml version="1.0" encoding="utf-8"?>
 <go:gDocsCustomXmlDataStorage xmlns:go="http://customooxmlschemas.google.com/" xmlns:r="http://schemas.openxmlformats.org/officeDocument/2006/relationships" uri="GoogleDocsCustomDataVersion2">
   <go:docsCustomData xmlns:go="http://customooxmlschemas.google.com/" roundtripDataSignature="AMtx7mirTLTLA8dc6GOnLl6a6Ecl0H7jlw==">CgMxLjA4AHIhMS1VUzdYbnlsN0JzN0oyMFRPNHV0c3dTZDBSWWtBWUZl</go:docsCustomData>
 </go:gDocsCustomXmlDataStorage>
 </file>
 
-<file path=customXml/item2.xml><?xml version="1.0" encoding="utf-8"?>
-<b:Sources xmlns:b="http://schemas.openxmlformats.org/officeDocument/2006/bibliography" xmlns="http://schemas.openxmlformats.org/officeDocument/2006/bibliography" SelectedStyle="\APASixthEditionOfficeOnline.xsl" StyleName="APA" Version="6"/>
+<file path=customXml/itemProps1.xml><?xml version="1.0" encoding="utf-8"?>
+<ds:datastoreItem xmlns:ds="http://schemas.openxmlformats.org/officeDocument/2006/customXml" ds:itemID="{109BB6BC-E65B-4A57-B642-97CB7899538E}">
+  <ds:schemaRefs>
+    <ds:schemaRef ds:uri="http://schemas.openxmlformats.org/officeDocument/2006/bibliography"/>
+  </ds:schemaRefs>
+</ds:datastoreItem>
 </file>
 
-<file path=customXml/itemProps1.xml><?xml version="1.0" encoding="utf-8"?>
+<file path=customXml/itemProps2.xml><?xml version="1.0" encoding="utf-8"?>
 <ds:datastoreItem xmlns:ds="http://schemas.openxmlformats.org/officeDocument/2006/customXml" ds:itemID="{11111111-1234-1234-1234-123412341234}">
   <ds:schemaRefs>
     <ds:schemaRef ds:uri="http://customooxmlschemas.google.com/"/>
     <ds:schemaRef ds:uri="http://schemas.openxmlformats.org/officeDocument/2006/relationships"/>
   </ds:schemaRefs>
 </ds:datastoreItem>
-</file>
-
-<file path=customXml/itemProps2.xml><?xml version="1.0" encoding="utf-8"?>
-<ds:datastoreItem xmlns:ds="http://schemas.openxmlformats.org/officeDocument/2006/customXml" ds:itemID="{109BB6BC-E65B-4A57-B642-97CB7899538E}">
-  <ds:schemaRefs>
-    <ds:schemaRef ds:uri="http://schemas.openxmlformats.org/officeDocument/2006/bibliography"/>
-  </ds:schemaRefs>
-</ds:datastoreItem>
 </file>